--- a/dokumentacia_final.docx
+++ b/dokumentacia_final.docx
@@ -262,7 +262,7 @@
           <w:r>
             <w:fldChar w:fldCharType="separate"/>
           </w:r>
-          <w:hyperlink w:anchor="_Toc244207279" w:history="1">
+          <w:hyperlink w:anchor="_Toc244248560" w:history="1">
             <w:r>
               <w:rPr>
                 <w:rStyle w:val="Hyperlink"/>
@@ -308,7 +308,7 @@
                 <w:noProof/>
                 <w:webHidden/>
               </w:rPr>
-              <w:instrText xml:space="preserve"> PAGEREF _Toc244207279 \h </w:instrText>
+              <w:instrText xml:space="preserve"> PAGEREF _Toc244248560 \h </w:instrText>
             </w:r>
             <w:r>
               <w:rPr>
@@ -356,11 +356,12 @@
               <w14:ligatures w14:val="standardContextual"/>
             </w:rPr>
           </w:pPr>
-          <w:hyperlink w:anchor="_Toc244207280" w:history="1">
+          <w:hyperlink w:anchor="_Toc244248561" w:history="1">
             <w:r>
               <w:rPr>
                 <w:rStyle w:val="Hyperlink"/>
                 <w:noProof/>
+                <w:spacing w:val="-2"/>
               </w:rPr>
               <w:t>2.</w:t>
             </w:r>
@@ -402,7 +403,7 @@
                 <w:noProof/>
                 <w:webHidden/>
               </w:rPr>
-              <w:instrText xml:space="preserve"> PAGEREF _Toc244207280 \h </w:instrText>
+              <w:instrText xml:space="preserve"> PAGEREF _Toc244248561 \h </w:instrText>
             </w:r>
             <w:r>
               <w:rPr>
@@ -450,7 +451,7 @@
               <w14:ligatures w14:val="standardContextual"/>
             </w:rPr>
           </w:pPr>
-          <w:hyperlink w:anchor="_Toc244207281" w:history="1">
+          <w:hyperlink w:anchor="_Toc244248562" w:history="1">
             <w:r>
               <w:rPr>
                 <w:rStyle w:val="Hyperlink"/>
@@ -475,7 +476,21 @@
                 <w:rStyle w:val="Hyperlink"/>
                 <w:noProof/>
               </w:rPr>
-              <w:t>História/vývoj problému</w:t>
+              <w:t>História/vývoj pro</w:t>
+            </w:r>
+            <w:r>
+              <w:rPr>
+                <w:rStyle w:val="Hyperlink"/>
+                <w:noProof/>
+              </w:rPr>
+              <w:t>b</w:t>
+            </w:r>
+            <w:r>
+              <w:rPr>
+                <w:rStyle w:val="Hyperlink"/>
+                <w:noProof/>
+              </w:rPr>
+              <w:t>lému</w:t>
             </w:r>
             <w:r>
               <w:rPr>
@@ -496,7 +511,7 @@
                 <w:noProof/>
                 <w:webHidden/>
               </w:rPr>
-              <w:instrText xml:space="preserve"> PAGEREF _Toc244207281 \h </w:instrText>
+              <w:instrText xml:space="preserve"> PAGEREF _Toc244248562 \h </w:instrText>
             </w:r>
             <w:r>
               <w:rPr>
@@ -544,7 +559,7 @@
               <w14:ligatures w14:val="standardContextual"/>
             </w:rPr>
           </w:pPr>
-          <w:hyperlink w:anchor="_Toc244207282" w:history="1">
+          <w:hyperlink w:anchor="_Toc244248563" w:history="1">
             <w:r>
               <w:rPr>
                 <w:rStyle w:val="Hyperlink"/>
@@ -590,7 +605,7 @@
                 <w:noProof/>
                 <w:webHidden/>
               </w:rPr>
-              <w:instrText xml:space="preserve"> PAGEREF _Toc244207282 \h </w:instrText>
+              <w:instrText xml:space="preserve"> PAGEREF _Toc244248563 \h </w:instrText>
             </w:r>
             <w:r>
               <w:rPr>
@@ -638,7 +653,7 @@
               <w14:ligatures w14:val="standardContextual"/>
             </w:rPr>
           </w:pPr>
-          <w:hyperlink w:anchor="_Toc244207283" w:history="1">
+          <w:hyperlink w:anchor="_Toc244248564" w:history="1">
             <w:r>
               <w:rPr>
                 <w:rStyle w:val="Hyperlink"/>
@@ -663,7 +678,21 @@
                 <w:rStyle w:val="Hyperlink"/>
                 <w:noProof/>
               </w:rPr>
-              <w:t>Ovládanie modelu Pac-Man v nástroji NetLogo</w:t>
+              <w:t xml:space="preserve">Ovládanie </w:t>
+            </w:r>
+            <w:r>
+              <w:rPr>
+                <w:rStyle w:val="Hyperlink"/>
+                <w:noProof/>
+              </w:rPr>
+              <w:t>m</w:t>
+            </w:r>
+            <w:r>
+              <w:rPr>
+                <w:rStyle w:val="Hyperlink"/>
+                <w:noProof/>
+              </w:rPr>
+              <w:t>odelu Pac-Man v nástroji NetLogo</w:t>
             </w:r>
             <w:r>
               <w:rPr>
@@ -684,7 +713,7 @@
                 <w:noProof/>
                 <w:webHidden/>
               </w:rPr>
-              <w:instrText xml:space="preserve"> PAGEREF _Toc244207283 \h </w:instrText>
+              <w:instrText xml:space="preserve"> PAGEREF _Toc244248564 \h </w:instrText>
             </w:r>
             <w:r>
               <w:rPr>
@@ -732,7 +761,7 @@
               <w14:ligatures w14:val="standardContextual"/>
             </w:rPr>
           </w:pPr>
-          <w:hyperlink w:anchor="_Toc244207284" w:history="1">
+          <w:hyperlink w:anchor="_Toc244248565" w:history="1">
             <w:r>
               <w:rPr>
                 <w:rStyle w:val="Hyperlink"/>
@@ -778,7 +807,7 @@
                 <w:noProof/>
                 <w:webHidden/>
               </w:rPr>
-              <w:instrText xml:space="preserve"> PAGEREF _Toc244207284 \h </w:instrText>
+              <w:instrText xml:space="preserve"> PAGEREF _Toc244248565 \h </w:instrText>
             </w:r>
             <w:r>
               <w:rPr>
@@ -826,7 +855,7 @@
               <w14:ligatures w14:val="standardContextual"/>
             </w:rPr>
           </w:pPr>
-          <w:hyperlink w:anchor="_Toc244207285" w:history="1">
+          <w:hyperlink w:anchor="_Toc244248566" w:history="1">
             <w:r>
               <w:rPr>
                 <w:rStyle w:val="Hyperlink"/>
@@ -851,7 +880,14 @@
                 <w:rStyle w:val="Hyperlink"/>
                 <w:noProof/>
               </w:rPr>
-              <w:t>Časový plán</w:t>
+              <w:t>Časový plá</w:t>
+            </w:r>
+            <w:r>
+              <w:rPr>
+                <w:rStyle w:val="Hyperlink"/>
+                <w:noProof/>
+              </w:rPr>
+              <w:t>n</w:t>
             </w:r>
             <w:r>
               <w:rPr>
@@ -872,7 +908,7 @@
                 <w:noProof/>
                 <w:webHidden/>
               </w:rPr>
-              <w:instrText xml:space="preserve"> PAGEREF _Toc244207285 \h </w:instrText>
+              <w:instrText xml:space="preserve"> PAGEREF _Toc244248566 \h </w:instrText>
             </w:r>
             <w:r>
               <w:rPr>
@@ -919,14 +955,22 @@
               <w14:ligatures w14:val="standardContextual"/>
             </w:rPr>
           </w:pPr>
-          <w:hyperlink w:anchor="_Toc244207286" w:history="1">
+          <w:hyperlink w:anchor="_Toc244248567" w:history="1">
             <w:r>
               <w:rPr>
                 <w:rStyle w:val="Hyperlink"/>
                 <w:noProof/>
                 <w:lang w:bidi="en-US"/>
               </w:rPr>
-              <w:t>Bibliografia</w:t>
+              <w:t>Bibliografi</w:t>
+            </w:r>
+            <w:r>
+              <w:rPr>
+                <w:rStyle w:val="Hyperlink"/>
+                <w:noProof/>
+                <w:lang w:bidi="en-US"/>
+              </w:rPr>
+              <w:t>a</w:t>
             </w:r>
             <w:r>
               <w:rPr>
@@ -947,7 +991,7 @@
                 <w:noProof/>
                 <w:webHidden/>
               </w:rPr>
-              <w:instrText xml:space="preserve"> PAGEREF _Toc244207286 \h </w:instrText>
+              <w:instrText xml:space="preserve"> PAGEREF _Toc244248567 \h </w:instrText>
             </w:r>
             <w:r>
               <w:rPr>
@@ -1028,7 +1072,7 @@
       <w:r>
         <w:fldChar w:fldCharType="separate"/>
       </w:r>
-      <w:hyperlink w:anchor="_Toc244207468" w:history="1">
+      <w:hyperlink w:anchor="_Toc244248568" w:history="1">
         <w:r>
           <w:rPr>
             <w:rStyle w:val="Hyperlink"/>
@@ -1055,7 +1099,7 @@
             <w:noProof/>
             <w:webHidden/>
           </w:rPr>
-          <w:instrText xml:space="preserve"> PAGEREF _Toc244207468 \h </w:instrText>
+          <w:instrText xml:space="preserve"> PAGEREF _Toc244248568 \h </w:instrText>
         </w:r>
         <w:r>
           <w:rPr>
@@ -1102,13 +1146,27 @@
           <w14:ligatures w14:val="standardContextual"/>
         </w:rPr>
       </w:pPr>
-      <w:hyperlink w:anchor="_Toc244207469" w:history="1">
+      <w:hyperlink w:anchor="_Toc244248569" w:history="1">
         <w:r>
           <w:rPr>
             <w:rStyle w:val="Hyperlink"/>
             <w:noProof/>
           </w:rPr>
-          <w:t>Obrázok 2: Chyba levelu 256 [2]</w:t>
+          <w:t>Obrázok 2: Chy</w:t>
+        </w:r>
+        <w:r>
+          <w:rPr>
+            <w:rStyle w:val="Hyperlink"/>
+            <w:noProof/>
+          </w:rPr>
+          <w:t>b</w:t>
+        </w:r>
+        <w:r>
+          <w:rPr>
+            <w:rStyle w:val="Hyperlink"/>
+            <w:noProof/>
+          </w:rPr>
+          <w:t>a levelu 256 [2]</w:t>
         </w:r>
         <w:r>
           <w:rPr>
@@ -1129,7 +1187,7 @@
             <w:noProof/>
             <w:webHidden/>
           </w:rPr>
-          <w:instrText xml:space="preserve"> PAGEREF _Toc244207469 \h </w:instrText>
+          <w:instrText xml:space="preserve"> PAGEREF _Toc244248569 \h </w:instrText>
         </w:r>
         <w:r>
           <w:rPr>
@@ -1176,13 +1234,13 @@
           <w14:ligatures w14:val="standardContextual"/>
         </w:rPr>
       </w:pPr>
-      <w:hyperlink w:anchor="_Toc244207470" w:history="1">
+      <w:hyperlink w:anchor="_Toc244248570" w:history="1">
         <w:r>
           <w:rPr>
             <w:rStyle w:val="Hyperlink"/>
             <w:noProof/>
           </w:rPr>
-          <w:t>Obrázok 3: Indikátory Score, Level a Lives [3]</w:t>
+          <w:t>Obrázok 3: Indikátory Score, Level a Lives [3]</w:t>
         </w:r>
         <w:r>
           <w:rPr>
@@ -1203,7 +1261,7 @@
             <w:noProof/>
             <w:webHidden/>
           </w:rPr>
-          <w:instrText xml:space="preserve"> PAGEREF _Toc244207470 \h </w:instrText>
+          <w:instrText xml:space="preserve"> PAGEREF _Toc244248570 \h </w:instrText>
         </w:r>
         <w:r>
           <w:rPr>
@@ -1250,7 +1308,7 @@
           <w14:ligatures w14:val="standardContextual"/>
         </w:rPr>
       </w:pPr>
-      <w:hyperlink w:anchor="_Toc244207471" w:history="1">
+      <w:hyperlink w:anchor="_Toc244248571" w:history="1">
         <w:r>
           <w:rPr>
             <w:rStyle w:val="Hyperlink"/>
@@ -1277,7 +1335,7 @@
             <w:noProof/>
             <w:webHidden/>
           </w:rPr>
-          <w:instrText xml:space="preserve"> PAGEREF _Toc244207471 \h </w:instrText>
+          <w:instrText xml:space="preserve"> PAGEREF _Toc244248571 \h </w:instrText>
         </w:r>
         <w:r>
           <w:rPr>
@@ -1324,7 +1382,7 @@
           <w14:ligatures w14:val="standardContextual"/>
         </w:rPr>
       </w:pPr>
-      <w:hyperlink w:anchor="_Toc244207472" w:history="1">
+      <w:hyperlink w:anchor="_Toc244248572" w:history="1">
         <w:r>
           <w:rPr>
             <w:rStyle w:val="Hyperlink"/>
@@ -1351,7 +1409,7 @@
             <w:noProof/>
             <w:webHidden/>
           </w:rPr>
-          <w:instrText xml:space="preserve"> PAGEREF _Toc244207472 \h </w:instrText>
+          <w:instrText xml:space="preserve"> PAGEREF _Toc244248572 \h </w:instrText>
         </w:r>
         <w:r>
           <w:rPr>
@@ -1398,7 +1456,7 @@
           <w14:ligatures w14:val="standardContextual"/>
         </w:rPr>
       </w:pPr>
-      <w:hyperlink w:anchor="_Toc244207473" w:history="1">
+      <w:hyperlink w:anchor="_Toc244248573" w:history="1">
         <w:r>
           <w:rPr>
             <w:rStyle w:val="Hyperlink"/>
@@ -1425,7 +1483,7 @@
             <w:noProof/>
             <w:webHidden/>
           </w:rPr>
-          <w:instrText xml:space="preserve"> PAGEREF _Toc244207473 \h </w:instrText>
+          <w:instrText xml:space="preserve"> PAGEREF _Toc244248573 \h </w:instrText>
         </w:r>
         <w:r>
           <w:rPr>
@@ -1472,13 +1530,27 @@
           <w14:ligatures w14:val="standardContextual"/>
         </w:rPr>
       </w:pPr>
-      <w:hyperlink w:anchor="_Toc244207474" w:history="1">
+      <w:hyperlink w:anchor="_Toc244248574" w:history="1">
         <w:r>
           <w:rPr>
             <w:rStyle w:val="Hyperlink"/>
             <w:noProof/>
           </w:rPr>
-          <w:t>Obrázok 7: Nastavenie Model Speed [7]</w:t>
+          <w:t>Obrázok 7: Nastavenie Model S</w:t>
+        </w:r>
+        <w:r>
+          <w:rPr>
+            <w:rStyle w:val="Hyperlink"/>
+            <w:noProof/>
+          </w:rPr>
+          <w:t>p</w:t>
+        </w:r>
+        <w:r>
+          <w:rPr>
+            <w:rStyle w:val="Hyperlink"/>
+            <w:noProof/>
+          </w:rPr>
+          <w:t>eed [7]</w:t>
         </w:r>
         <w:r>
           <w:rPr>
@@ -1499,7 +1571,7 @@
             <w:noProof/>
             <w:webHidden/>
           </w:rPr>
-          <w:instrText xml:space="preserve"> PAGEREF _Toc244207474 \h </w:instrText>
+          <w:instrText xml:space="preserve"> PAGEREF _Toc244248574 \h </w:instrText>
         </w:r>
         <w:r>
           <w:rPr>
@@ -1536,10 +1608,17 @@
       </w:r>
     </w:p>
     <w:p>
+      <w:pPr>
+        <w:pStyle w:val="SPnadpis1"/>
+        <w:numPr>
+          <w:ilvl w:val="0"/>
+          <w:numId w:val="24"/>
+        </w:numPr>
+      </w:pPr>
       <w:r>
         <w:br w:type="page"/>
       </w:r>
-      <w:bookmarkStart w:id="0" w:name="_Toc244207279"/>
+      <w:bookmarkStart w:id="0" w:name="_Toc244248560"/>
       <w:r>
         <w:lastRenderedPageBreak/>
         <w:t>Popis modelu</w:t>
@@ -1557,118 +1636,41 @@
     <w:p>
       <w:pPr>
         <w:pStyle w:val="SPtext"/>
-        <w:ind w:firstLine="720"/>
-      </w:pPr>
-      <w:r>
-        <w:t xml:space="preserve">Model Pac-Man </w:t>
-      </w:r>
-      <w:r>
-        <w:t xml:space="preserve">sa nachádza </w:t>
-      </w:r>
-      <w:r>
-        <w:t xml:space="preserve">v knižnici Models Library v sekcii Games </w:t>
-      </w:r>
-      <w:r>
-        <w:t xml:space="preserve">a </w:t>
-      </w:r>
-      <w:r>
-        <w:t xml:space="preserve">je súčasťou </w:t>
-      </w:r>
-      <w:r>
-        <w:t xml:space="preserve">NetLogo. </w:t>
-      </w:r>
-      <w:r>
-        <w:t xml:space="preserve">Ide o klasickú arkádovú hru Pac-Man, v ktorej </w:t>
-      </w:r>
-      <w:r>
-        <w:t>hráč prechádza</w:t>
-      </w:r>
-      <w:r>
-        <w:t xml:space="preserve"> cez bludisko a snaží sa</w:t>
-      </w:r>
-      <w:r>
-        <w:t xml:space="preserve"> získať čo najvyššie skóre</w:t>
-      </w:r>
-      <w:r>
-        <w:t>. P</w:t>
-      </w:r>
-      <w:r>
-        <w:t xml:space="preserve">opri </w:t>
-      </w:r>
-      <w:r>
-        <w:t>tom</w:t>
-      </w:r>
+      </w:pPr>
+      <w:r>
+        <w:t xml:space="preserve">Model Pac-Man sa nachádza v knižnici </w:t>
+      </w:r>
+      <w:proofErr w:type="spellStart"/>
+      <w:r>
+        <w:t>Models</w:t>
+      </w:r>
+      <w:proofErr w:type="spellEnd"/>
       <w:r>
         <w:t xml:space="preserve"> </w:t>
       </w:r>
-      <w:r>
-        <w:t>ho</w:t>
-      </w:r>
-      <w:r>
-        <w:t xml:space="preserve"> naháňajú </w:t>
-      </w:r>
-      <w:r>
-        <w:t>duchovia ktorým sa</w:t>
-      </w:r>
-      <w:r>
-        <w:t xml:space="preserve"> snaží</w:t>
-      </w:r>
-      <w:r>
-        <w:t xml:space="preserve"> </w:t>
-      </w:r>
-      <w:r>
-        <w:t>vy</w:t>
-      </w:r>
-      <w:r>
-        <w:t>hýba</w:t>
-      </w:r>
-      <w:r>
-        <w:t>ť</w:t>
-      </w:r>
-      <w:r>
-        <w:t xml:space="preserve">. </w:t>
-      </w:r>
-      <w:r>
-        <w:t>Úspešnosť sa meria v</w:t>
-      </w:r>
-      <w:r>
-        <w:t xml:space="preserve">o výške </w:t>
-      </w:r>
-      <w:r>
-        <w:t>skóre a počtom zostávajúcich životo</w:t>
-      </w:r>
-      <w:r>
-        <w:t xml:space="preserve">v. </w:t>
-      </w:r>
-      <w:r>
-        <w:t>To znamená že nejde o</w:t>
-      </w:r>
-      <w:r>
-        <w:t> </w:t>
-      </w:r>
-      <w:r>
-        <w:t>simuláciu</w:t>
-      </w:r>
-      <w:r>
-        <w:t xml:space="preserve"> na</w:t>
-      </w:r>
-      <w:r>
-        <w:t xml:space="preserve"> sled</w:t>
-      </w:r>
-      <w:r>
-        <w:t>ovanie</w:t>
-      </w:r>
-      <w:r>
-        <w:t>, ale o hru ktorú hrá</w:t>
-      </w:r>
-      <w:r>
-        <w:t>č hrá</w:t>
-      </w:r>
-      <w:r>
-        <w:t xml:space="preserve">. </w:t>
-      </w:r>
-      <w:r>
-        <w:t>K modelu patrí aj Pac-Man Level Editor, v ktorom sa dajú upravovať a tvoriť levely.</w:t>
+      <w:proofErr w:type="spellStart"/>
+      <w:r>
+        <w:t>Library</w:t>
+      </w:r>
+      <w:proofErr w:type="spellEnd"/>
+      <w:r>
+        <w:t xml:space="preserve"> v sekcii </w:t>
+      </w:r>
+      <w:proofErr w:type="spellStart"/>
+      <w:r>
+        <w:t>Games</w:t>
+      </w:r>
+      <w:proofErr w:type="spellEnd"/>
+      <w:r>
+        <w:t xml:space="preserve"> a je súčasťou </w:t>
+      </w:r>
+      <w:proofErr w:type="spellStart"/>
+      <w:r>
+        <w:t>NetLogo</w:t>
+      </w:r>
+      <w:proofErr w:type="spellEnd"/>
+      <w:r>
+        <w:t>. Ide o klasickú arkádovú hru Pac-Man, v ktorej hráč prechádza cez bludisko a snaží sa získať čo najvyššie skóre. Popri tom ho naháňajú duchovia ktorým sa snaží vyhýbať. Úspešnosť sa meria vo výške skóre a počtom zostávajúcich životov. To znamená že nejde o simuláciu na sledovanie, ale o hru ktorú hráč hrá. K modelu patrí aj Pac-Man Level Editor, v ktorom sa dajú upravovať a tvoriť levely.</w:t>
       </w:r>
     </w:p>
     <w:p>
@@ -1676,38 +1678,57 @@
         <w:pStyle w:val="SPtext"/>
       </w:pPr>
       <w:r>
-        <w:t>Pac</w:t>
-      </w:r>
-      <w:r>
-        <w:t>-</w:t>
-      </w:r>
-      <w:r>
-        <w:t>Man prechádza bludi</w:t>
-      </w:r>
-      <w:r>
-        <w:t xml:space="preserve">skom a zbiera „pellets“ (malé biele guličky). </w:t>
-      </w:r>
-      <w:r>
-        <w:t xml:space="preserve">Ak Pac-Mana chytí duch, tak sa level reštartuje, ale to iba pokiaľ mu ostávajú nejaké životy. </w:t>
-      </w:r>
-      <w:r>
-        <w:t xml:space="preserve">„Power-pellets“ (veľké biele guličky) dávajú Pac-Man-ovi schopnosť zjesť duchov. Tí sa ho zľaknú, stratia farbu a utekajú pred-ním. Výhoda je ale časovo obmedzená a po niekoľkých sekundách vyprší. Hráč si to všimne tým že duch začne meniť (preblikovať) na jeho originálnu podobu. V bludisku sa náhodne niekedy objavia bonusy v tvare farebnej hviezdičky, ktorý hráčovi pridá väčší počet bodov. Je však časovo obmedzený, preto ho treba stihnúť zobrať. </w:t>
-      </w:r>
-    </w:p>
-    <w:p>
-      <w:pPr>
-        <w:pStyle w:val="SPtext"/>
-      </w:pPr>
+        <w:t xml:space="preserve">Pac-Man prechádza bludiskom a zbiera </w:t>
+      </w:r>
+      <w:r>
+        <w:t>„</w:t>
+      </w:r>
+      <w:proofErr w:type="spellStart"/>
+      <w:r>
+        <w:t>pellets</w:t>
+      </w:r>
+      <w:proofErr w:type="spellEnd"/>
+      <w:r>
+        <w:t xml:space="preserve">“ </w:t>
+      </w:r>
+      <w:r>
+        <w:t xml:space="preserve">(malé biele guličky). Ak Pac-Mana chytí duch, tak sa level reštartuje, ale to iba pokiaľ mu ostávajú nejaké životy. </w:t>
+      </w:r>
+      <w:r>
+        <w:t>„</w:t>
+      </w:r>
+      <w:proofErr w:type="spellStart"/>
+      <w:r>
+        <w:t>Power-pellets</w:t>
+      </w:r>
+      <w:proofErr w:type="spellEnd"/>
+      <w:r>
+        <w:t>“</w:t>
+      </w:r>
+      <w:r>
+        <w:t xml:space="preserve"> (veľké biele guličky) dávajú Pac-Man-ovi schopnosť zjesť duchov. Tí sa ho zľaknú, stratia farbu a utekajú pred-ním. Výhoda je ale časovo obmedzená a po niekoľkých sekundách vyprší. Hráč si to všimne tým že duch začne meniť (</w:t>
+      </w:r>
+      <w:proofErr w:type="spellStart"/>
+      <w:r>
+        <w:t>preblik</w:t>
+      </w:r>
+      <w:r>
+        <w:t>á</w:t>
+      </w:r>
+      <w:r>
+        <w:t>vať</w:t>
+      </w:r>
+      <w:proofErr w:type="spellEnd"/>
+      <w:r>
+        <w:t>) na jeho originálnu podobu. V bludisku sa náhodne niekedy objavia bonusy v tvare farebnej hviezdičky, ktorý hráčovi pridá väčší počet bodov. Je však časovo obmedzený, preto ho treba stihnúť zobrať.</w:t>
+      </w:r>
     </w:p>
     <w:p>
       <w:pPr>
         <w:pStyle w:val="SPpopis"/>
       </w:pPr>
       <w:r>
-        <w:t>Grafické prvky hry</w:t>
-      </w:r>
-      <w:r>
-        <w:t>:</w:t>
+        <w:t>Grafické prvky hry:</w:t>
       </w:r>
     </w:p>
     <w:p>
@@ -1719,19 +1740,7 @@
         </w:numPr>
       </w:pPr>
       <w:r>
-        <w:t>Pac-Man</w:t>
-      </w:r>
-      <w:r>
-        <w:t xml:space="preserve"> –</w:t>
-      </w:r>
-      <w:r>
-        <w:t xml:space="preserve"> predstavuje žltý kruh s</w:t>
-      </w:r>
-      <w:r>
-        <w:t> </w:t>
-      </w:r>
-      <w:r>
-        <w:t>ústami</w:t>
+        <w:t>Pac-Man - predstavuje žltý kruh s ústami</w:t>
       </w:r>
     </w:p>
     <w:p>
@@ -1743,7 +1752,7 @@
         </w:numPr>
       </w:pPr>
       <w:r>
-        <w:t>Duchovia – sú nepriatelia pre Pac-Mana / hráča</w:t>
+        <w:t>Duchovia - sú nepriatelia pre Pac-Mana / hráča</w:t>
       </w:r>
     </w:p>
     <w:p>
@@ -1754,8 +1763,13 @@
           <w:numId w:val="2"/>
         </w:numPr>
       </w:pPr>
-      <w:r>
-        <w:t xml:space="preserve"> Blinky – červený </w:t>
+      <w:proofErr w:type="spellStart"/>
+      <w:r>
+        <w:t>Blinky</w:t>
+      </w:r>
+      <w:proofErr w:type="spellEnd"/>
+      <w:r>
+        <w:t xml:space="preserve"> - červený</w:t>
       </w:r>
     </w:p>
     <w:p>
@@ -1767,7 +1781,7 @@
         </w:numPr>
       </w:pPr>
       <w:r>
-        <w:t xml:space="preserve"> Pinky – rúžový </w:t>
+        <w:t>Pinky - rúžový</w:t>
       </w:r>
     </w:p>
     <w:p>
@@ -1778,8 +1792,13 @@
           <w:numId w:val="2"/>
         </w:numPr>
       </w:pPr>
-      <w:r>
-        <w:t xml:space="preserve"> Inky – modrý </w:t>
+      <w:proofErr w:type="spellStart"/>
+      <w:r>
+        <w:t>Inky</w:t>
+      </w:r>
+      <w:proofErr w:type="spellEnd"/>
+      <w:r>
+        <w:t xml:space="preserve"> - modrý</w:t>
       </w:r>
     </w:p>
     <w:p>
@@ -1790,8 +1809,13 @@
           <w:numId w:val="2"/>
         </w:numPr>
       </w:pPr>
-      <w:r>
-        <w:t xml:space="preserve"> Clyde – oranžový </w:t>
+      <w:proofErr w:type="spellStart"/>
+      <w:r>
+        <w:t>Clyde</w:t>
+      </w:r>
+      <w:proofErr w:type="spellEnd"/>
+      <w:r>
+        <w:t xml:space="preserve"> - oranžový</w:t>
       </w:r>
     </w:p>
     <w:p>
@@ -1814,8 +1838,21 @@
           <w:numId w:val="2"/>
         </w:numPr>
       </w:pPr>
-      <w:r>
-        <w:t>Pellets – malé biele guličky, Power-Pellets veľké biele guličky</w:t>
+      <w:proofErr w:type="spellStart"/>
+      <w:r>
+        <w:t>Pellets</w:t>
+      </w:r>
+      <w:proofErr w:type="spellEnd"/>
+      <w:r>
+        <w:t xml:space="preserve"> - malé biele guličky, </w:t>
+      </w:r>
+      <w:proofErr w:type="spellStart"/>
+      <w:r>
+        <w:t>Power-Pellets</w:t>
+      </w:r>
+      <w:proofErr w:type="spellEnd"/>
+      <w:r>
+        <w:t xml:space="preserve"> veľké biele guličky</w:t>
       </w:r>
     </w:p>
     <w:p>
@@ -1827,7 +1864,7 @@
         </w:numPr>
       </w:pPr>
       <w:r>
-        <w:t>Bonus – hviezdička</w:t>
+        <w:t>Bonus - hviezdička</w:t>
       </w:r>
     </w:p>
     <w:p>
@@ -1839,7 +1876,7 @@
         </w:numPr>
       </w:pPr>
       <w:r>
-        <w:t>Domček duchov – miesto odkiaľ vychádzajú duchovia</w:t>
+        <w:t>Domček duchov - miesto odkiaľ vychádzajú duchovia</w:t>
       </w:r>
     </w:p>
     <w:p>
@@ -1852,7 +1889,7 @@
           <w:noProof/>
         </w:rPr>
         <w:drawing>
-          <wp:inline distT="0" distB="0" distL="0" distR="0" wp14:anchorId="7DEA226B" wp14:editId="4056DEDD">
+          <wp:inline distT="0" distB="0" distL="0" distR="0" wp14:anchorId="352CB6C5" wp14:editId="0F6C83B4">
             <wp:extent cx="2192694" cy="2176579"/>
             <wp:effectExtent l="0" t="0" r="4445" b="0"/>
             <wp:docPr id="1616317387" name="Picture 1"/>
@@ -1892,7 +1929,7 @@
       <w:pPr>
         <w:pStyle w:val="SPpopisobrazku"/>
       </w:pPr>
-      <w:bookmarkStart w:id="1" w:name="_Toc244207468"/>
+      <w:bookmarkStart w:id="1" w:name="_Toc244248568"/>
       <w:r>
         <w:t xml:space="preserve">Obrázok </w:t>
       </w:r>
@@ -1924,29 +1961,55 @@
         <w:pStyle w:val="SPnadpis1"/>
         <w:numPr>
           <w:ilvl w:val="0"/>
-          <w:numId w:val="18"/>
+          <w:numId w:val="24"/>
         </w:numPr>
-      </w:pPr>
-      <w:bookmarkStart w:id="2" w:name="_Toc244207280"/>
-      <w:r>
+        <w:rPr>
+          <w:spacing w:val="-2"/>
+        </w:rPr>
+      </w:pPr>
+      <w:r>
+        <w:br w:type="page"/>
+      </w:r>
+      <w:bookmarkStart w:id="2" w:name="_Toc244248561"/>
+      <w:r>
+        <w:lastRenderedPageBreak/>
         <w:t>Charakteristika problému</w:t>
       </w:r>
       <w:bookmarkEnd w:id="2"/>
     </w:p>
     <w:p>
       <w:pPr>
-        <w:pStyle w:val="SPnadpis"/>
-      </w:pPr>
-    </w:p>
-    <w:p>
-      <w:pPr>
         <w:pStyle w:val="SPtext"/>
       </w:pPr>
-      <w:r>
-        <w:t>Pri hraní a skúmaní modelu Pac-Man v NetLogu sme zistili, že pôvodná verzia hry má niekoľko nedostatkov a priestor na zlepšenie.</w:t>
-      </w:r>
-      <w:r>
-        <w:t xml:space="preserve"> Hra sice funguje tak ako má, ale kód je zložitý, duchovia sa správajú hlúpo, bonusy sa tvoria náhodne, a chýbaju v nej zaujímavejšie prvky, ako je HUD (Heads-up Display). Preto sme sa rozhodli zamerat na tri hlavne problémy:</w:t>
+    </w:p>
+    <w:p>
+      <w:pPr>
+        <w:pStyle w:val="SPtext"/>
+      </w:pPr>
+      <w:r>
+        <w:t xml:space="preserve">Pri hraní a skúmaní modelu Pac-Man v </w:t>
+      </w:r>
+      <w:proofErr w:type="spellStart"/>
+      <w:r>
+        <w:t>NetLogo</w:t>
+      </w:r>
+      <w:proofErr w:type="spellEnd"/>
+      <w:r>
+        <w:t xml:space="preserve"> sme zistili, že pôvodná verzia hry má niekoľko nedostatkov a priestor na zlepšenie. Hra síce funguje tak ako má, ale kód je zložitý, duchovia sa správajú hlúpo, bonusy sa tvoria náhodne, a chýbajú v nej zaujímavejšie prvky, ako je HUD (</w:t>
+      </w:r>
+      <w:proofErr w:type="spellStart"/>
+      <w:r>
+        <w:t>Heads-up</w:t>
+      </w:r>
+      <w:proofErr w:type="spellEnd"/>
+      <w:r>
+        <w:t xml:space="preserve"> Display). Preto sme sa rozhodli zamera</w:t>
+      </w:r>
+      <w:r>
+        <w:t>ť</w:t>
+      </w:r>
+      <w:r>
+        <w:t xml:space="preserve"> na tri hlavné problémy:</w:t>
       </w:r>
     </w:p>
     <w:p>
@@ -1965,7 +2028,63 @@
         <w:t>Správanie duchov:</w:t>
       </w:r>
       <w:r>
-        <w:t xml:space="preserve"> V originálnej arkádovke sa duchovia správaju a romýšľaju po svojom, napr. duch Blicky (Červený) sa snaží Pac-Mana chytiť, Pinky (Rúžový) sa pokúša nadbehnúť, Inky (Tyrkysový) sa snaží taktizovať a Clyde (Oranžový) sa Pac-Mana bojí a preto sa pohybuje náhodne. V tomto modeli sa duchovia rozhodujú náhodne. Na hráča reagujú iba vtedy, keď bude v ích zornom poli, resp. keď sa Pac-Man ocitne v ich uličke. Taktiež, keď Pac-Man použije „Power-pellet“, a chýtí ducha, tak sa nevráti ihneď do úkrýtu, ale ešte nejaký čas bude pobehovať po blúdisku, a keď už tam je a zároveň stále účinkuje „Power-pellet“, tak bude mať ešte účínky, čo by už nemal mať.</w:t>
+        <w:t xml:space="preserve"> V originálnej </w:t>
+      </w:r>
+      <w:proofErr w:type="spellStart"/>
+      <w:r>
+        <w:t>arkádovke</w:t>
+      </w:r>
+      <w:proofErr w:type="spellEnd"/>
+      <w:r>
+        <w:t xml:space="preserve"> sa duchovia správajú a rozmýšľajú po svojom, napr. duch </w:t>
+      </w:r>
+      <w:proofErr w:type="spellStart"/>
+      <w:r>
+        <w:t>Blicky</w:t>
+      </w:r>
+      <w:proofErr w:type="spellEnd"/>
+      <w:r>
+        <w:t xml:space="preserve"> (Červený) sa snaží Pac-Mana chytiť, Pinky (Rúžový) sa pokúša nadbehnúť, </w:t>
+      </w:r>
+      <w:proofErr w:type="spellStart"/>
+      <w:r>
+        <w:t>Inky</w:t>
+      </w:r>
+      <w:proofErr w:type="spellEnd"/>
+      <w:r>
+        <w:t xml:space="preserve"> (Tyrkysový) sa snaží taktizovať a </w:t>
+      </w:r>
+      <w:proofErr w:type="spellStart"/>
+      <w:r>
+        <w:t>Clyde</w:t>
+      </w:r>
+      <w:proofErr w:type="spellEnd"/>
+      <w:r>
+        <w:t xml:space="preserve"> (Oranžový) sa Pac-Mana bojí a preto sa pohybuje náhodne. V tomto modeli sa duchovia rozhodujú náhodne. Na hráča reagujú iba vtedy, keď bude v ich zornom poli, resp. keď sa Pac-Man ocitne v ich uličke. Taktiež, keď Pac-Man použije "</w:t>
+      </w:r>
+      <w:proofErr w:type="spellStart"/>
+      <w:r>
+        <w:t>Powe</w:t>
+      </w:r>
+      <w:proofErr w:type="spellEnd"/>
+      <w:r>
+        <w:t>=</w:t>
+      </w:r>
+      <w:proofErr w:type="spellStart"/>
+      <w:r>
+        <w:t>pellet</w:t>
+      </w:r>
+      <w:proofErr w:type="spellEnd"/>
+      <w:r>
+        <w:t>", a chytí ducha, tak sa nevráti ihneď do úkrytu, ale ešte nejaký čas bude pobehovať po bludisku, a keď už tam je a zároveň stále účinkuje "</w:t>
+      </w:r>
+      <w:proofErr w:type="spellStart"/>
+      <w:r>
+        <w:t>Power-pellet</w:t>
+      </w:r>
+      <w:proofErr w:type="spellEnd"/>
+      <w:r>
+        <w:t>", tak bude mať ešte účinky, čo by už nemal mať.</w:t>
       </w:r>
     </w:p>
     <w:p>
@@ -1984,7 +2103,47 @@
         <w:t>Rozhranie HUD:</w:t>
       </w:r>
       <w:r>
-        <w:t xml:space="preserve"> V Netlogo modeli je informovanie hráča riešené neprakticky. Keď hráč stratí život alebo dokončí level, tak sa mu otvorí pop-up window, ktoré hrača vytrhne z hry, a vyžaduje manuálne odkliknutie tlačidla. Chýba tu ucelený Heads-up Display, ktorý by priamo na obrazovke ukazoval aktuálne skóre, zostávajúce životy a číslo levelu.</w:t>
+        <w:t xml:space="preserve"> V </w:t>
+      </w:r>
+      <w:proofErr w:type="spellStart"/>
+      <w:r>
+        <w:t>NetLogo</w:t>
+      </w:r>
+      <w:proofErr w:type="spellEnd"/>
+      <w:r>
+        <w:t xml:space="preserve"> modeli je informovanie hráča riešené neprakticky. Keď hráč stratí život alebo dokončí level, tak sa mu otvorí pop-</w:t>
+      </w:r>
+      <w:proofErr w:type="spellStart"/>
+      <w:r>
+        <w:t>up</w:t>
+      </w:r>
+      <w:proofErr w:type="spellEnd"/>
+      <w:r>
+        <w:t xml:space="preserve"> </w:t>
+      </w:r>
+      <w:proofErr w:type="spellStart"/>
+      <w:r>
+        <w:t>window</w:t>
+      </w:r>
+      <w:proofErr w:type="spellEnd"/>
+      <w:r>
+        <w:t xml:space="preserve">, ktoré hráča vytrhne z hry, a vyžaduje manuálne </w:t>
+      </w:r>
+      <w:proofErr w:type="spellStart"/>
+      <w:r>
+        <w:t>odkliknutie</w:t>
+      </w:r>
+      <w:proofErr w:type="spellEnd"/>
+      <w:r>
+        <w:t xml:space="preserve"> tlačidla. Chýba tu ucelený </w:t>
+      </w:r>
+      <w:proofErr w:type="spellStart"/>
+      <w:r>
+        <w:t>Heads-up</w:t>
+      </w:r>
+      <w:proofErr w:type="spellEnd"/>
+      <w:r>
+        <w:t xml:space="preserve"> Display, ktorý by priamo na obrazovke ukazoval aktuálne skóre, zostávajúce životy a číslo levelu.</w:t>
       </w:r>
     </w:p>
     <w:p>
@@ -2003,42 +2162,25 @@
         <w:t>Náhodne generovanie bonusov:</w:t>
       </w:r>
       <w:r>
-        <w:t xml:space="preserve"> V klasickej hre sa bonusové ovocie objavuje v presne vymedzených intervaloch na naprogramovanom mieste v stredu pod domčekom duchov, čo hráča motivuje zariskovať a získať extra body. V tomto modeli</w:t>
-      </w:r>
-      <w:r>
-        <w:t xml:space="preserve"> to je hviezda, a </w:t>
-      </w:r>
-      <w:r>
-        <w:t>príkaz</w:t>
-      </w:r>
-      <w:r>
-        <w:t>,</w:t>
-      </w:r>
-      <w:r>
-        <w:t xml:space="preserve"> ktorý robí bonusy vyhľadáva náhodné prázdne políčko kdekoľvek na hracej ploche, z ktorého hráč stihol zobrať guličku. Bonusová hviezda sa vytvorí hoci kde na hracej ploche, buď rovno za duchom a niekde v rohu. Navyše bonus má nastavené veľmi krátke a náhodné trvanie, kvôli čomu často zmizne skôr, než si ju hráč všimne. </w:t>
+        <w:t xml:space="preserve"> V klasickej hre sa bonusové ovocie objavuje v presne vymedzených intervaloch na naprogramovanom mieste v stredu pod domčekom duchov, čo hráča motivuje zariskovať a získať extra body. V tomto modeli to je hviezda, a príkaz, ktorý robí bonusy vyhľadáva náhodné prázdne políčko kdekoľvek na hracej ploche, z ktorého hráč stihol zobrať guličku. Bonusová hviezda sa vytvorí hoci kde na hracej ploche, buď rovno za duchom a niekde v rohu. Navyše bonus má nastavené veľmi krátke a náhodné trvanie, kvôli čomu často zmizne skôr, než si ju hráč všimne.</w:t>
       </w:r>
     </w:p>
     <w:p>
       <w:r>
         <w:br w:type="page"/>
       </w:r>
-    </w:p>
-    <w:p>
-      <w:pPr>
-        <w:pStyle w:val="SPtext"/>
-        <w:ind w:firstLine="0"/>
-      </w:pPr>
     </w:p>
     <w:p>
       <w:pPr>
         <w:pStyle w:val="SPnadpis1"/>
         <w:numPr>
           <w:ilvl w:val="0"/>
-          <w:numId w:val="18"/>
+          <w:numId w:val="24"/>
         </w:numPr>
       </w:pPr>
-      <w:bookmarkStart w:id="3" w:name="_Toc244207281"/>
-      <w:r>
+      <w:bookmarkStart w:id="3" w:name="_Toc244248562"/>
+      <w:r>
+        <w:lastRenderedPageBreak/>
         <w:t>História/vývoj problému</w:t>
       </w:r>
       <w:bookmarkEnd w:id="3"/>
@@ -2051,21 +2193,72 @@
     <w:p>
       <w:pPr>
         <w:pStyle w:val="SPtext"/>
-      </w:pPr>
-      <w:r>
         <w:rPr>
           <w:b/>
           <w:bCs/>
         </w:rPr>
-        <w:t>Mechanika Power Pellets</w:t>
-      </w:r>
+      </w:pPr>
+      <w:r>
+        <w:rPr>
+          <w:b/>
+          <w:bCs/>
+        </w:rPr>
+        <w:t xml:space="preserve">Mechanika </w:t>
+      </w:r>
+      <w:proofErr w:type="spellStart"/>
+      <w:r>
+        <w:rPr>
+          <w:b/>
+          <w:bCs/>
+        </w:rPr>
+        <w:t>Power</w:t>
+      </w:r>
+      <w:proofErr w:type="spellEnd"/>
+      <w:r>
+        <w:rPr>
+          <w:b/>
+          <w:bCs/>
+        </w:rPr>
+        <w:t xml:space="preserve"> </w:t>
+      </w:r>
+      <w:proofErr w:type="spellStart"/>
+      <w:r>
+        <w:rPr>
+          <w:b/>
+          <w:bCs/>
+        </w:rPr>
+        <w:t>Pellets</w:t>
+      </w:r>
+      <w:proofErr w:type="spellEnd"/>
     </w:p>
     <w:p>
       <w:pPr>
         <w:pStyle w:val="SPtext"/>
       </w:pPr>
       <w:r>
-        <w:t>Z hľadiska hrateľnosti priniesol projekt prvok takzvaných energizérov, ktoré hráčovi otvárali možnosť prejsť do protiútoku. Autor sa pri tejto mechanike, kedy hlavný hrdina po skonzumovaní bodu na mape mohol na obmedzený čas loviť svojich protivníkov, nechal inšpirovať západnou animovanou tvorbou. Konkrétne išlo o postavu Pepka námorníka a jeho náhlu transformáciu a zisk sily po konzumácii špenátu.</w:t>
+        <w:t xml:space="preserve">Z hľadiska hrateľnosti priniesol projekt prvok takzvaných </w:t>
+      </w:r>
+      <w:proofErr w:type="spellStart"/>
+      <w:r>
+        <w:t>energizérov</w:t>
+      </w:r>
+      <w:proofErr w:type="spellEnd"/>
+      <w:r>
+        <w:t>, ktoré hráčovi otvárali možnosť prejsť do protiútoku. Autor sa pri tejto mechanike, kedy hlavný hrdina po skonzumovaní bodu na mape mohol na obmedzený čas loviť svojich protivníkov, nechal</w:t>
+      </w:r>
+      <w:r>
+        <w:t>a</w:t>
+      </w:r>
+      <w:r>
+        <w:t xml:space="preserve"> inšpirovať západnou animovanou tvorbou. Konkrétne išlo o postavu </w:t>
+      </w:r>
+      <w:proofErr w:type="spellStart"/>
+      <w:r>
+        <w:t>Pepka</w:t>
+      </w:r>
+      <w:proofErr w:type="spellEnd"/>
+      <w:r>
+        <w:t xml:space="preserve"> námorníka a jeho náhlu transformáciu a zisk sily po konzumácii špenátu.</w:t>
       </w:r>
     </w:p>
     <w:p>
@@ -2077,6 +2270,10 @@
       <w:pPr>
         <w:pStyle w:val="SPtext"/>
         <w:ind w:firstLine="720"/>
+        <w:rPr>
+          <w:b/>
+          <w:bCs/>
+        </w:rPr>
       </w:pPr>
       <w:r>
         <w:rPr>
@@ -2089,13 +2286,17 @@
     <w:p>
       <w:pPr>
         <w:pStyle w:val="SPtext"/>
-        <w:ind w:firstLine="720"/>
-      </w:pPr>
-      <w:r>
-        <w:t xml:space="preserve">Napriek extrémne limitovanej pamäťovej kapacite vtedajších médií, ktorá dosahovala iba 24 kB, trval celkový vývoj viac než sedemnásť mesiacov. Gro práce ležalo na programovaní správania štyroch protivníkov. Ak by sa totiž pohybovali po rovnakej trase, hra by rýchlo stratila dynamiku a pre hráčov by bola monotónna. </w:t>
-      </w:r>
-      <w:r>
-        <w:t>Vývojári preto vymysleli pre každého z nich úplne iné správanie a štýl pohybu:</w:t>
+      </w:pPr>
+      <w:r>
+        <w:t xml:space="preserve">Napriek extrémne limitovanej pamäťovej kapacite vtedajších médií, ktorá dosahovala iba 24 </w:t>
+      </w:r>
+      <w:proofErr w:type="spellStart"/>
+      <w:r>
+        <w:t>kB</w:t>
+      </w:r>
+      <w:proofErr w:type="spellEnd"/>
+      <w:r>
+        <w:t>, trval celkový vývoj viac než sedemnásť mesiacov. Gro práce ležalo na programovaní správania štyroch protivníkov. Ak by sa totiž pohybovali po rovnakej trase, hra by rýchlo stratila dynamiku a pre hráčov by bola monotónna. Vývojári preto vymysleli pre každého z nich úplne iné správanie a štýl pohybu:</w:t>
       </w:r>
     </w:p>
     <w:p>
@@ -2106,8 +2307,13 @@
           <w:numId w:val="5"/>
         </w:numPr>
       </w:pPr>
-      <w:r>
-        <w:t>Blinky (červený): ide najkratšou cestou priamo po Pac-Manovi a naháňa ho podľa jeho aktuálnej polohy.</w:t>
+      <w:proofErr w:type="spellStart"/>
+      <w:r>
+        <w:t>Blinky</w:t>
+      </w:r>
+      <w:proofErr w:type="spellEnd"/>
+      <w:r>
+        <w:t xml:space="preserve"> (červený): ide najkratšou cestou priamo po Pac-Manovi a naháňa ho podľa jeho aktuálnej polohy.</w:t>
       </w:r>
     </w:p>
     <w:p>
@@ -2130,8 +2336,21 @@
           <w:numId w:val="5"/>
         </w:numPr>
       </w:pPr>
-      <w:r>
-        <w:t>Inky (modrý): je nevyspytateľný, lebo sa hýbe podľa toho, kde je práve Pac-Man a Blinky.</w:t>
+      <w:proofErr w:type="spellStart"/>
+      <w:r>
+        <w:t>Inky</w:t>
+      </w:r>
+      <w:proofErr w:type="spellEnd"/>
+      <w:r>
+        <w:t xml:space="preserve"> (modrý) je nevyspytateľný, lebo sa hýbe podľa toho, kde je práve Pac-Man a </w:t>
+      </w:r>
+      <w:proofErr w:type="spellStart"/>
+      <w:r>
+        <w:t>Blinky</w:t>
+      </w:r>
+      <w:proofErr w:type="spellEnd"/>
+      <w:r>
+        <w:t>.</w:t>
       </w:r>
     </w:p>
     <w:p>
@@ -2142,8 +2361,13 @@
           <w:numId w:val="3"/>
         </w:numPr>
       </w:pPr>
-      <w:r>
-        <w:t>Clyde (oranžový): ide síce smerom k Pac-Manovi, ale keď sa k nemu dostane príliš blízko, tak sa zľakne a ujde do ľavého dolného rohu.</w:t>
+      <w:proofErr w:type="spellStart"/>
+      <w:r>
+        <w:t>Clyde</w:t>
+      </w:r>
+      <w:proofErr w:type="spellEnd"/>
+      <w:r>
+        <w:t xml:space="preserve"> (oranžový): ide síce smerom k Pac-Manovi, ale keď sa k nemu dostane príliš blízko, tak sa zľakne a ujde do ľavého dolného rohu.</w:t>
       </w:r>
     </w:p>
     <w:p>
@@ -2155,6 +2379,10 @@
     <w:p>
       <w:pPr>
         <w:pStyle w:val="SPtext"/>
+        <w:rPr>
+          <w:b/>
+          <w:bCs/>
+        </w:rPr>
       </w:pPr>
       <w:r>
         <w:rPr>
@@ -2169,43 +2397,7 @@
         <w:pStyle w:val="SPtext"/>
       </w:pPr>
       <w:r>
-        <w:t xml:space="preserve">Staré hracie automaty mali len 8-bitový register, takže dokázali počítať maximálne do čísla 255. Vývojári nečakali, že by sa niekto dostal tak ďaleko, a tak vyšší level v kóde hry proste nenaprogramovali. Keď chcel niekto prejsť na </w:t>
-      </w:r>
-      <w:r>
-        <w:t xml:space="preserve">level </w:t>
-      </w:r>
-      <w:r>
-        <w:t>256</w:t>
-      </w:r>
-      <w:r>
-        <w:t>,</w:t>
-      </w:r>
-      <w:r>
-        <w:t xml:space="preserve"> celý systém zamrzol, lebo sa snažil naraz vytvoriť stovky ovocných bonusov. T</w:t>
-      </w:r>
-      <w:r>
-        <w:t xml:space="preserve">áto chyba </w:t>
-      </w:r>
-      <w:r>
-        <w:t>úplne zahltil</w:t>
-      </w:r>
-      <w:r>
-        <w:t>a</w:t>
-      </w:r>
-      <w:r>
-        <w:t xml:space="preserve"> grafickú pamäť</w:t>
-      </w:r>
-      <w:r>
-        <w:t>,</w:t>
-      </w:r>
-      <w:r>
-        <w:t xml:space="preserve"> a pravá strana obrazovky sa rozsypala na</w:t>
-      </w:r>
-      <w:r>
-        <w:t xml:space="preserve"> rozpadnutú kopu textu a čísel</w:t>
-      </w:r>
-      <w:r>
-        <w:t>. Kvôli tejto chybe sa už hra nedala normálne dohrať do konca.</w:t>
+        <w:t>Staré hracie automaty mali len 8-bitový register, takže dokázali počítať maximálne do čísla 255. Vývojári nečakali, že by sa niekto dostal tak ďaleko, a tak vyšší level v kóde hry proste nenaprogramovali. Keď chcel niekto prejsť na level 256, celý systém zamrzol, lebo sa snažil naraz vytvoriť stovky ovocných bonusov. Táto chyba úplne zahltila grafickú pamäť, a práva strana obrazovky sa rozsypala na rozpadnutú kopu textu a čísel. Kvôli tejto chybe sa už hra nedala normálne dohrať do konca.</w:t>
       </w:r>
     </w:p>
     <w:p>
@@ -2272,7 +2464,7 @@
       <w:pPr>
         <w:pStyle w:val="SPpopisobrazku"/>
       </w:pPr>
-      <w:bookmarkStart w:id="4" w:name="_Toc244207469"/>
+      <w:bookmarkStart w:id="4" w:name="_Toc244248569"/>
       <w:r>
         <w:t xml:space="preserve">Obrázok </w:t>
       </w:r>
@@ -2295,121 +2487,259 @@
         <w:fldChar w:fldCharType="end"/>
       </w:r>
       <w:r>
-        <w:t>: Chyba levelu 256 [2]</w:t>
+        <w:t xml:space="preserve">: </w:t>
+      </w:r>
+      <w:r>
+        <w:t>Chyba levelu 256 [2]</w:t>
       </w:r>
       <w:bookmarkEnd w:id="4"/>
     </w:p>
     <w:p>
       <w:pPr>
         <w:pStyle w:val="SPnadpis1"/>
+        <w:numPr>
+          <w:ilvl w:val="0"/>
+          <w:numId w:val="24"/>
+        </w:numPr>
+      </w:pPr>
+      <w:r>
+        <w:br w:type="page"/>
+      </w:r>
+      <w:bookmarkStart w:id="5" w:name="_Toc244248563"/>
+      <w:r>
+        <w:lastRenderedPageBreak/>
+        <w:t>Zaujímavé poznatky získané z rôznych internetových encyklopédií</w:t>
+      </w:r>
+      <w:bookmarkEnd w:id="5"/>
+    </w:p>
+    <w:p>
+      <w:pPr>
+        <w:pStyle w:val="SPtext"/>
+      </w:pPr>
+    </w:p>
+    <w:p>
+      <w:pPr>
+        <w:pStyle w:val="SPtext"/>
+      </w:pPr>
+      <w:r>
+        <w:t xml:space="preserve">V Japonsku bola hra pôvodne vydaná pod názvom </w:t>
+      </w:r>
+      <w:proofErr w:type="spellStart"/>
+      <w:r>
+        <w:t>Puck</w:t>
+      </w:r>
+      <w:proofErr w:type="spellEnd"/>
+      <w:r>
+        <w:t xml:space="preserve">-Man (odvodené z japonského citoslovca </w:t>
+      </w:r>
+      <w:proofErr w:type="spellStart"/>
+      <w:r>
+        <w:t>paku-paku</w:t>
+      </w:r>
+      <w:proofErr w:type="spellEnd"/>
+      <w:r>
+        <w:t xml:space="preserve">, čo znázorňuje otváranie a zatváranie úst pri jedení). Pri exporte do USA sa však tvorcovia obávali, že vandalom bude stačiť </w:t>
+      </w:r>
+      <w:r>
+        <w:t>preškrabať</w:t>
+      </w:r>
+      <w:r>
+        <w:t xml:space="preserve"> písmeno P na F, čím by vznikla vulgárnosť. Preto názov zmenili na Pac-Man. Dizajnér hry </w:t>
+      </w:r>
+      <w:proofErr w:type="spellStart"/>
+      <w:r>
+        <w:t>Toru</w:t>
+      </w:r>
+      <w:proofErr w:type="spellEnd"/>
+      <w:r>
+        <w:t xml:space="preserve"> </w:t>
+      </w:r>
+      <w:proofErr w:type="spellStart"/>
+      <w:r>
+        <w:t>Iwatani</w:t>
+      </w:r>
+      <w:proofErr w:type="spellEnd"/>
+      <w:r>
+        <w:t xml:space="preserve"> priznal, že žltý tvar Pac-Mana ho napadol v momente, keď si zobral jeden dielik z celej okrúhlej pizze a pozrel sa na zvyšok. Štyria duchovia (</w:t>
+      </w:r>
+      <w:proofErr w:type="spellStart"/>
+      <w:r>
+        <w:t>Blinky</w:t>
+      </w:r>
+      <w:proofErr w:type="spellEnd"/>
+      <w:r>
+        <w:t xml:space="preserve">, Pinky, </w:t>
+      </w:r>
+      <w:proofErr w:type="spellStart"/>
+      <w:r>
+        <w:t>Inky</w:t>
+      </w:r>
+      <w:proofErr w:type="spellEnd"/>
+      <w:r>
+        <w:t xml:space="preserve"> a </w:t>
+      </w:r>
+      <w:proofErr w:type="spellStart"/>
+      <w:r>
+        <w:t>Clyde</w:t>
+      </w:r>
+      <w:proofErr w:type="spellEnd"/>
+      <w:r>
+        <w:t xml:space="preserve">) nemajú rovnaké správanie. Červený </w:t>
+      </w:r>
+      <w:proofErr w:type="spellStart"/>
+      <w:r>
+        <w:t>Blinky</w:t>
+      </w:r>
+      <w:proofErr w:type="spellEnd"/>
+      <w:r>
+        <w:t xml:space="preserve"> hráča priamo prenasleduje, ružová Pinky sa snaží nadbehnúť mu do cesty, modrý </w:t>
+      </w:r>
+      <w:proofErr w:type="spellStart"/>
+      <w:r>
+        <w:t>Inky</w:t>
+      </w:r>
+      <w:proofErr w:type="spellEnd"/>
+      <w:r>
+        <w:t xml:space="preserve"> kombinuje pozíciu hráča s </w:t>
+      </w:r>
+      <w:proofErr w:type="spellStart"/>
+      <w:r>
+        <w:t>Blinkyho</w:t>
+      </w:r>
+      <w:proofErr w:type="spellEnd"/>
+      <w:r>
+        <w:t xml:space="preserve"> pozíciou a oranžový </w:t>
+      </w:r>
+      <w:proofErr w:type="spellStart"/>
+      <w:r>
+        <w:t>Clyde</w:t>
+      </w:r>
+      <w:proofErr w:type="spellEnd"/>
+      <w:r>
+        <w:t xml:space="preserve"> náhodne odbieha do svojho rohu. Pac-Man bol </w:t>
+      </w:r>
+      <w:r>
+        <w:t>navrhnutý</w:t>
+      </w:r>
+      <w:r>
+        <w:t xml:space="preserve"> ako nekonečná hra, no kvôli 8-bitovému zlyhaniu registra sa v 256. úrovni práva polovica obrazovky zmení na chaotickú zmes symbolov a textúr. Túto úroveň nie je možné dokončiť. Prvým človekom na svete, ktorému sa podarilo dosiahnuť absolútne maximálne možné skóre (zjedol všetky bodky, ovocie aj všetkých duchov vo všetkých 256 leveloch bez jediného úmrtia), bol Billy </w:t>
+      </w:r>
+      <w:proofErr w:type="spellStart"/>
+      <w:r>
+        <w:t>Mitchell</w:t>
+      </w:r>
+      <w:proofErr w:type="spellEnd"/>
+      <w:r>
+        <w:t xml:space="preserve"> v roku 1999. Hru vyvinula japonská spoločnosť </w:t>
+      </w:r>
+      <w:proofErr w:type="spellStart"/>
+      <w:r>
+        <w:t>Namco</w:t>
+      </w:r>
+      <w:proofErr w:type="spellEnd"/>
+      <w:r>
+        <w:t xml:space="preserve"> a </w:t>
+      </w:r>
+      <w:r>
+        <w:t>prvýkrát</w:t>
+      </w:r>
+      <w:r>
+        <w:t xml:space="preserve"> bola uvedená v Japonsku 22. mája 1980. Tvorca </w:t>
+      </w:r>
+      <w:proofErr w:type="spellStart"/>
+      <w:r>
+        <w:t>Toru</w:t>
+      </w:r>
+      <w:proofErr w:type="spellEnd"/>
+      <w:r>
+        <w:t xml:space="preserve"> </w:t>
+      </w:r>
+      <w:proofErr w:type="spellStart"/>
+      <w:r>
+        <w:t>Iwatani</w:t>
+      </w:r>
+      <w:proofErr w:type="spellEnd"/>
+      <w:r>
+        <w:t xml:space="preserve"> chcel vytvoriť titul bez násilia, ktorý by nebol klasickou strieľačkou a oslovil by aj ženy. V hre získava hráč za každú zjedenú bodku 10 bodov, za duchov od 200 do 1600 bodov a pri dosiahnutí 10 000 bodov dostane život navyše.</w:t>
+      </w:r>
+      <w:r>
+        <w:br w:type="page"/>
+      </w:r>
+    </w:p>
+    <w:p>
+      <w:pPr>
+        <w:pStyle w:val="SPnadpis1"/>
+        <w:numPr>
+          <w:ilvl w:val="0"/>
+          <w:numId w:val="24"/>
+        </w:numPr>
+      </w:pPr>
+      <w:bookmarkStart w:id="6" w:name="_Toc244248564"/>
+      <w:r>
+        <w:lastRenderedPageBreak/>
+        <w:t xml:space="preserve">Ovládanie modelu Pac-Man v nástroji </w:t>
+      </w:r>
+      <w:proofErr w:type="spellStart"/>
+      <w:r>
+        <w:t>NetLogo</w:t>
+      </w:r>
+      <w:bookmarkEnd w:id="6"/>
+      <w:proofErr w:type="spellEnd"/>
+    </w:p>
+    <w:p/>
+    <w:p>
+      <w:pPr>
+        <w:pStyle w:val="SPtext"/>
+      </w:pPr>
+      <w:r>
+        <w:t xml:space="preserve">Používateľské rozhranie modelu Pac-Man v prostredí </w:t>
+      </w:r>
+      <w:proofErr w:type="spellStart"/>
+      <w:r>
+        <w:t>NetLogo</w:t>
+      </w:r>
+      <w:proofErr w:type="spellEnd"/>
+      <w:r>
+        <w:t xml:space="preserve"> pozostáva z viacerých ovládacích </w:t>
+      </w:r>
+      <w:r>
+        <w:t>nástrojov</w:t>
+      </w:r>
+      <w:r>
+        <w:t xml:space="preserve">, ktoré umožňujú sledovať stav hry, upravovať jej </w:t>
+      </w:r>
+      <w:r>
+        <w:t>nastavenia</w:t>
+      </w:r>
+      <w:r>
+        <w:t xml:space="preserve"> a priamo ovplyvňovať pohyb hlavnej postavy.</w:t>
+      </w:r>
+    </w:p>
+    <w:p>
+      <w:pPr>
+        <w:pStyle w:val="SPtext"/>
         <w:numPr>
           <w:ilvl w:val="0"/>
           <w:numId w:val="18"/>
         </w:numPr>
-      </w:pPr>
-      <w:r>
-        <w:br w:type="page"/>
-      </w:r>
-      <w:bookmarkStart w:id="5" w:name="_Toc244207282"/>
-      <w:r>
-        <w:lastRenderedPageBreak/>
-        <w:t>Zaujímavé poznatky získané z rôznych internetových encyklopédií</w:t>
-      </w:r>
-      <w:bookmarkEnd w:id="5"/>
-    </w:p>
-    <w:p/>
-    <w:p>
-      <w:pPr>
-        <w:pStyle w:val="SPtext"/>
-      </w:pPr>
-      <w:r>
-        <w:t>V Japonsku bola hra pôvodne vydaná pod názvom Puck-Man (odvodené z japonského citoslovca paku-paku, čo znázorňuje otváranie a zatváranie úst pri jedení). Pri exporte do USA sa však tvorcovia obávali, že vandalom bude stačiť preškrabať písmeno P na F, čím by vznikla vulgárnosť. Preto názov zmenili na Pac-Man.</w:t>
-      </w:r>
-      <w:r>
-        <w:t xml:space="preserve"> </w:t>
-      </w:r>
-      <w:r>
-        <w:t>Dizajnér hry Toru Iwatani priznal, že žltý tvar Pac-Mana ho napadol v momente, keď si zobral jeden dielik z celej okrúhlej pizze a pozrel sa na zvyšok.</w:t>
-      </w:r>
-      <w:r>
-        <w:t xml:space="preserve"> </w:t>
-      </w:r>
-      <w:r>
-        <w:t>Štyria duchovia (Blinky, Pinky, Inky a Clyde) nemajú rovnaké správanie. Červený Blinky hráča priamo prenasleduje, ružová Pinky sa snaží nadbehnúť mu do cesty, modrý Inky kombinuje pozíciu hráča s Blinkyho pozíciou a oranžový Clyde náhodne odbieha do svojho rohu.</w:t>
-      </w:r>
-      <w:r>
-        <w:t xml:space="preserve"> </w:t>
-      </w:r>
-      <w:r>
-        <w:t>Pac-Man bol navrhnutý ako nekonečná hra, no kvôli 8-bitovému zlyhaniu registra sa v 256. úrovni pravá polovica obrazovky zmení na chaotickú zmes symbolov a textúr. Túto úroveň nie je možné dokončiť.</w:t>
-      </w:r>
-      <w:r>
-        <w:t xml:space="preserve"> </w:t>
-      </w:r>
-      <w:r>
-        <w:t>Prvým človekom na svete, ktorému sa podarilo dosiahnuť absolútne maximálne možné skóre (zjedol všetky bodky, ovocie aj všetkých duchov vo všetkých 256 leveloch bez jediného úmrtia), bol Billy Mitchell v roku 1999.</w:t>
-      </w:r>
-      <w:r>
-        <w:t xml:space="preserve"> </w:t>
-      </w:r>
-      <w:r>
-        <w:t>Hru vyvinula japonská spoločnosť Namco a prvýkrát bola uvedená v Japonsku 22. mája 1980. Tvorca Toru Iwatani chcel vytvoriť titul bez násilia, ktorý by nebol klasickou strieľačkou a oslovil by aj ženy. V hre získava hráč za každú zjedenú bodku 10 bodov, za duchov od 200 do 1600 bodov a pri dosiahnutí 10 000 bodov dostane život navyše.</w:t>
-      </w:r>
-    </w:p>
-    <w:p>
-      <w:r>
-        <w:br w:type="page"/>
-      </w:r>
-    </w:p>
-    <w:p>
-      <w:pPr>
-        <w:pStyle w:val="SPnadpis1"/>
-        <w:numPr>
-          <w:ilvl w:val="0"/>
-          <w:numId w:val="18"/>
-        </w:numPr>
-      </w:pPr>
-      <w:bookmarkStart w:id="6" w:name="_Toc244207283"/>
-      <w:r>
-        <w:lastRenderedPageBreak/>
-        <w:t>Ovládanie modelu Pac-Man v nástroji NetLogo</w:t>
-      </w:r>
-      <w:bookmarkEnd w:id="6"/>
-    </w:p>
-    <w:p/>
-    <w:p/>
-    <w:p>
-      <w:pPr>
-        <w:pStyle w:val="SPtext"/>
-      </w:pPr>
-      <w:r>
-        <w:t xml:space="preserve">Používateľské rozhranie modelu Pac-Man v prostredí NetLogo pozostáva z viacerých ovládacích </w:t>
-      </w:r>
-      <w:r>
-        <w:t>nástrojov</w:t>
-      </w:r>
-      <w:r>
-        <w:t xml:space="preserve">, ktoré umožňujú sledovať stav hry, upravovať jej </w:t>
-      </w:r>
-      <w:r>
-        <w:t>nastavenia</w:t>
-      </w:r>
-      <w:r>
-        <w:t xml:space="preserve"> a priamo ovplyvňovať pohyb hlavnej postavy.</w:t>
-      </w:r>
-    </w:p>
-    <w:p>
-      <w:pPr>
-        <w:pStyle w:val="SPtext"/>
-        <w:numPr>
-          <w:ilvl w:val="0"/>
-          <w:numId w:val="6"/>
-        </w:numPr>
         <w:spacing w:before="120" w:after="0"/>
       </w:pPr>
       <w:r>
-        <w:t xml:space="preserve">V ľavej hornej časti obrazovky sa nachádzajú indikátory </w:t>
-      </w:r>
+        <w:t>V ľavej hornej časti obra</w:t>
+      </w:r>
+      <w:r>
+        <w:t>z</w:t>
+      </w:r>
+      <w:r>
+        <w:t>ovk</w:t>
+      </w:r>
+      <w:r>
+        <w:t>y</w:t>
+      </w:r>
+      <w:r>
+        <w:t xml:space="preserve"> sa nachádzajú indikátor </w:t>
+      </w:r>
+      <w:proofErr w:type="spellStart"/>
       <w:r>
         <w:rPr>
           <w:b/>
@@ -2417,6 +2747,7 @@
         </w:rPr>
         <w:t>Score</w:t>
       </w:r>
+      <w:proofErr w:type="spellEnd"/>
       <w:r>
         <w:t xml:space="preserve">, </w:t>
       </w:r>
@@ -2430,6 +2761,7 @@
       <w:r>
         <w:t xml:space="preserve"> a </w:t>
       </w:r>
+      <w:proofErr w:type="spellStart"/>
       <w:r>
         <w:rPr>
           <w:b/>
@@ -2437,14 +2769,25 @@
         </w:rPr>
         <w:t>Lives</w:t>
       </w:r>
-      <w:r>
-        <w:t>. Indikátor Score zobrazuje aktuálne dosiahnuté skóre</w:t>
-      </w:r>
-      <w:r>
-        <w:t xml:space="preserve">, </w:t>
-      </w:r>
-      <w:r>
-        <w:t>Level označuje úroveň hry a Lives informuje o počte zostávajúcich životov.</w:t>
+      <w:proofErr w:type="spellEnd"/>
+      <w:r>
+        <w:t xml:space="preserve">. Indikátor </w:t>
+      </w:r>
+      <w:proofErr w:type="spellStart"/>
+      <w:r>
+        <w:t>Score</w:t>
+      </w:r>
+      <w:proofErr w:type="spellEnd"/>
+      <w:r>
+        <w:t xml:space="preserve"> zobrazuje aktuálne dosiahnuté skóre, Level označuje úroveň hry a </w:t>
+      </w:r>
+      <w:proofErr w:type="spellStart"/>
+      <w:r>
+        <w:t>Lives</w:t>
+      </w:r>
+      <w:proofErr w:type="spellEnd"/>
+      <w:r>
+        <w:t xml:space="preserve"> informuje o počte zostávajúcich životov.</w:t>
       </w:r>
       <w:r>
         <w:rPr>
@@ -2458,7 +2801,7 @@
         <w:pStyle w:val="SPtext"/>
         <w:keepNext/>
         <w:spacing w:before="120" w:after="0"/>
-        <w:ind w:firstLine="720"/>
+        <w:ind w:left="720" w:firstLine="0"/>
         <w:jc w:val="center"/>
       </w:pPr>
       <w:r>
@@ -2466,9 +2809,9 @@
           <w:noProof/>
         </w:rPr>
         <w:drawing>
-          <wp:inline distT="0" distB="0" distL="0" distR="0" wp14:anchorId="73644737" wp14:editId="082CB45F">
-            <wp:extent cx="2820838" cy="544213"/>
-            <wp:effectExtent l="0" t="0" r="0" b="8255"/>
+          <wp:inline distT="0" distB="0" distL="0" distR="0" wp14:anchorId="03E3CD4E" wp14:editId="5547D4B8">
+            <wp:extent cx="2962275" cy="571500"/>
+            <wp:effectExtent l="0" t="0" r="9525" b="0"/>
             <wp:docPr id="627523184" name="drawing"/>
             <wp:cNvGraphicFramePr>
               <a:graphicFrameLocks xmlns:a="http://schemas.openxmlformats.org/drawingml/2006/main" noChangeAspect="1"/>
@@ -2495,7 +2838,7 @@
                   <pic:spPr>
                     <a:xfrm>
                       <a:off x="0" y="0"/>
-                      <a:ext cx="2836997" cy="547330"/>
+                      <a:ext cx="2962275" cy="571500"/>
                     </a:xfrm>
                     <a:prstGeom prst="rect">
                       <a:avLst/>
@@ -2512,7 +2855,7 @@
       <w:pPr>
         <w:pStyle w:val="SPpopisobrazku"/>
       </w:pPr>
-      <w:bookmarkStart w:id="7" w:name="_Toc244207470"/>
+      <w:bookmarkStart w:id="7" w:name="_Toc244248570"/>
       <w:r>
         <w:t xml:space="preserve">Obrázok </w:t>
       </w:r>
@@ -2535,14 +2878,24 @@
         <w:fldChar w:fldCharType="end"/>
       </w:r>
       <w:r>
-        <w:t>: Indikátory Score, Level a</w:t>
-      </w:r>
-      <w:r>
-        <w:t> </w:t>
-      </w:r>
+        <w:t xml:space="preserve">: </w:t>
+      </w:r>
+      <w:r>
+        <w:t xml:space="preserve">Indikátory </w:t>
+      </w:r>
+      <w:proofErr w:type="spellStart"/>
+      <w:r>
+        <w:t>Score</w:t>
+      </w:r>
+      <w:proofErr w:type="spellEnd"/>
+      <w:r>
+        <w:t xml:space="preserve">, Level a </w:t>
+      </w:r>
+      <w:proofErr w:type="spellStart"/>
       <w:r>
         <w:t>Lives</w:t>
       </w:r>
+      <w:proofErr w:type="spellEnd"/>
       <w:r>
         <w:t xml:space="preserve"> [3]</w:t>
       </w:r>
@@ -2553,7 +2906,7 @@
         <w:pStyle w:val="SPtext"/>
         <w:numPr>
           <w:ilvl w:val="0"/>
-          <w:numId w:val="6"/>
+          <w:numId w:val="18"/>
         </w:numPr>
         <w:spacing w:before="120" w:after="0"/>
       </w:pPr>
@@ -2568,7 +2921,13 @@
         <w:t>New</w:t>
       </w:r>
       <w:r>
-        <w:t xml:space="preserve"> slúži na začatie novej hry a možno ho aktivovať aj klávesovou skratkou </w:t>
+        <w:t xml:space="preserve"> slúži na začatie novej hry a možno ho aktivovať aj klávesovou skrat</w:t>
+      </w:r>
+      <w:r>
+        <w:t>k</w:t>
+      </w:r>
+      <w:r>
+        <w:t xml:space="preserve">ou </w:t>
       </w:r>
       <w:r>
         <w:rPr>
@@ -2580,6 +2939,7 @@
       <w:r>
         <w:t xml:space="preserve">. Tlačidlo </w:t>
       </w:r>
+      <w:proofErr w:type="spellStart"/>
       <w:r>
         <w:rPr>
           <w:b/>
@@ -2587,6 +2947,7 @@
         </w:rPr>
         <w:t>Play</w:t>
       </w:r>
+      <w:proofErr w:type="spellEnd"/>
       <w:r>
         <w:t xml:space="preserve"> spúšťa hru a možno ho aktivovať klávesovou skratkou </w:t>
       </w:r>
@@ -2598,7 +2959,10 @@
         <w:t>P</w:t>
       </w:r>
       <w:r>
-        <w:t>. Pomocou týchto tlačidiel môže používateľ začať novú hru a následne spustiť jej priebeh.</w:t>
+        <w:t>. Pomocou týchto tlačidiel môže používateľ začať novú hru a následne spustiť jej priebeh</w:t>
+      </w:r>
+      <w:r>
+        <w:t>.</w:t>
       </w:r>
     </w:p>
     <w:p>
@@ -2606,6 +2970,7 @@
         <w:pStyle w:val="SPtext"/>
         <w:keepNext/>
         <w:spacing w:before="120" w:after="0"/>
+        <w:ind w:left="720" w:firstLine="0"/>
         <w:jc w:val="center"/>
       </w:pPr>
       <w:r>
@@ -2613,9 +2978,9 @@
           <w:noProof/>
         </w:rPr>
         <w:drawing>
-          <wp:inline distT="0" distB="0" distL="0" distR="0" wp14:anchorId="4F17C822" wp14:editId="5ABDB551">
-            <wp:extent cx="2053087" cy="374118"/>
-            <wp:effectExtent l="0" t="0" r="4445" b="6985"/>
+          <wp:inline distT="0" distB="0" distL="0" distR="0" wp14:anchorId="041EA720" wp14:editId="26FE2FA6">
+            <wp:extent cx="2143125" cy="390525"/>
+            <wp:effectExtent l="0" t="0" r="9525" b="9525"/>
             <wp:docPr id="1371711051" name="drawing"/>
             <wp:cNvGraphicFramePr>
               <a:graphicFrameLocks xmlns:a="http://schemas.openxmlformats.org/drawingml/2006/main" noChangeAspect="1"/>
@@ -2642,7 +3007,7 @@
                   <pic:spPr>
                     <a:xfrm>
                       <a:off x="0" y="0"/>
-                      <a:ext cx="2058467" cy="375098"/>
+                      <a:ext cx="2143125" cy="390525"/>
                     </a:xfrm>
                     <a:prstGeom prst="rect">
                       <a:avLst/>
@@ -2659,7 +3024,7 @@
       <w:pPr>
         <w:pStyle w:val="SPpopisobrazku"/>
       </w:pPr>
-      <w:bookmarkStart w:id="8" w:name="_Toc244207471"/>
+      <w:bookmarkStart w:id="8" w:name="_Toc244248571"/>
       <w:r>
         <w:t xml:space="preserve">Obrázok </w:t>
       </w:r>
@@ -2682,7 +3047,18 @@
         <w:fldChar w:fldCharType="end"/>
       </w:r>
       <w:r>
-        <w:t>: Tlačidlá New a Play [4]</w:t>
+        <w:t xml:space="preserve">: </w:t>
+      </w:r>
+      <w:r>
+        <w:t xml:space="preserve">Tlačidlá New a </w:t>
+      </w:r>
+      <w:proofErr w:type="spellStart"/>
+      <w:r>
+        <w:t>Play</w:t>
+      </w:r>
+      <w:proofErr w:type="spellEnd"/>
+      <w:r>
+        <w:t xml:space="preserve"> [4]</w:t>
       </w:r>
       <w:bookmarkEnd w:id="8"/>
     </w:p>
@@ -2691,13 +3067,17 @@
         <w:pStyle w:val="SPtext"/>
         <w:numPr>
           <w:ilvl w:val="0"/>
-          <w:numId w:val="6"/>
+          <w:numId w:val="18"/>
         </w:numPr>
         <w:spacing w:before="120" w:after="0"/>
       </w:pPr>
       <w:r>
-        <w:t xml:space="preserve">Nastavenie </w:t>
-      </w:r>
+        <w:t>N</w:t>
+      </w:r>
+      <w:r>
+        <w:t xml:space="preserve">astavenie </w:t>
+      </w:r>
+      <w:proofErr w:type="spellStart"/>
       <w:r>
         <w:rPr>
           <w:b/>
@@ -2705,8 +3085,15 @@
         </w:rPr>
         <w:t>Difficulty</w:t>
       </w:r>
+      <w:proofErr w:type="spellEnd"/>
       <w:r>
         <w:t xml:space="preserve"> umožňuje meniť náročnosť a rýchlosť hry. Zvýšením jeho hodnoty sa hra viditeľne zrýchli, zatiaľ čo znížením hodnoty sa jej priebeh spomalí. Používateľ si tak môže prispôsobiť rýchlosť hry podľa svojich preferencií.</w:t>
+      </w:r>
+      <w:r>
+        <w:rPr>
+          <w:noProof/>
+        </w:rPr>
+        <w:t xml:space="preserve"> </w:t>
       </w:r>
     </w:p>
     <w:p>
@@ -2714,7 +3101,7 @@
         <w:pStyle w:val="SPtext"/>
         <w:keepNext/>
         <w:spacing w:before="120" w:after="0"/>
-        <w:ind w:left="349" w:firstLine="720"/>
+        <w:ind w:left="360" w:firstLine="0"/>
         <w:jc w:val="center"/>
       </w:pPr>
       <w:r>
@@ -2722,9 +3109,9 @@
           <w:noProof/>
         </w:rPr>
         <w:drawing>
-          <wp:inline distT="0" distB="0" distL="0" distR="0" wp14:anchorId="50165EED" wp14:editId="1A1132CF">
-            <wp:extent cx="2686230" cy="449145"/>
-            <wp:effectExtent l="0" t="0" r="0" b="8255"/>
+          <wp:inline distT="0" distB="0" distL="0" distR="0" wp14:anchorId="40C4F644" wp14:editId="5F28543C">
+            <wp:extent cx="2962275" cy="495300"/>
+            <wp:effectExtent l="0" t="0" r="9525" b="0"/>
             <wp:docPr id="1194342315" name="drawing"/>
             <wp:cNvGraphicFramePr>
               <a:graphicFrameLocks xmlns:a="http://schemas.openxmlformats.org/drawingml/2006/main" noChangeAspect="1"/>
@@ -2751,7 +3138,7 @@
                   <pic:spPr>
                     <a:xfrm>
                       <a:off x="0" y="0"/>
-                      <a:ext cx="2706113" cy="452469"/>
+                      <a:ext cx="2962275" cy="495300"/>
                     </a:xfrm>
                     <a:prstGeom prst="rect">
                       <a:avLst/>
@@ -2768,7 +3155,7 @@
       <w:pPr>
         <w:pStyle w:val="SPpopisobrazku"/>
       </w:pPr>
-      <w:bookmarkStart w:id="9" w:name="_Toc244207472"/>
+      <w:bookmarkStart w:id="9" w:name="_Toc244248572"/>
       <w:r>
         <w:t xml:space="preserve">Obrázok </w:t>
       </w:r>
@@ -2791,7 +3178,18 @@
         <w:fldChar w:fldCharType="end"/>
       </w:r>
       <w:r>
-        <w:t>: Nastavenie Difficulty [5]</w:t>
+        <w:t xml:space="preserve">: </w:t>
+      </w:r>
+      <w:r>
+        <w:t xml:space="preserve">Nastavenie </w:t>
+      </w:r>
+      <w:proofErr w:type="spellStart"/>
+      <w:r>
+        <w:t>Difficulty</w:t>
+      </w:r>
+      <w:proofErr w:type="spellEnd"/>
+      <w:r>
+        <w:t xml:space="preserve"> [5]</w:t>
       </w:r>
       <w:bookmarkEnd w:id="9"/>
     </w:p>
@@ -2800,13 +3198,14 @@
         <w:pStyle w:val="SPtext"/>
         <w:numPr>
           <w:ilvl w:val="0"/>
-          <w:numId w:val="6"/>
+          <w:numId w:val="18"/>
         </w:numPr>
         <w:spacing w:before="120" w:after="0"/>
       </w:pPr>
       <w:r>
         <w:t xml:space="preserve">Pac-Man sa ovláda pomocou smerových tlačidiel v ľavej dolnej časti obrazovky. Tlačidlo </w:t>
       </w:r>
+      <w:proofErr w:type="spellStart"/>
       <w:r>
         <w:rPr>
           <w:b/>
@@ -2814,6 +3213,7 @@
         </w:rPr>
         <w:t>Up</w:t>
       </w:r>
+      <w:proofErr w:type="spellEnd"/>
       <w:r>
         <w:t xml:space="preserve"> slúži na pohyb nahor a zodpovedá mu klávesová skratka </w:t>
       </w:r>
@@ -2827,6 +3227,7 @@
       <w:r>
         <w:t xml:space="preserve">. Tlačidlo </w:t>
       </w:r>
+      <w:proofErr w:type="spellStart"/>
       <w:r>
         <w:rPr>
           <w:b/>
@@ -2834,8 +3235,9 @@
         </w:rPr>
         <w:t>Down</w:t>
       </w:r>
-      <w:r>
-        <w:t xml:space="preserve"> umožňuje pohyb nadol a zodpovedá mu kláves </w:t>
+      <w:proofErr w:type="spellEnd"/>
+      <w:r>
+        <w:t xml:space="preserve"> umožňuje pohyb nadol a zodpovedá mu klávesa </w:t>
       </w:r>
       <w:r>
         <w:rPr>
@@ -2847,6 +3249,7 @@
       <w:r>
         <w:t xml:space="preserve">. Tlačidlo </w:t>
       </w:r>
+      <w:proofErr w:type="spellStart"/>
       <w:r>
         <w:rPr>
           <w:b/>
@@ -2854,8 +3257,15 @@
         </w:rPr>
         <w:t>Left</w:t>
       </w:r>
-      <w:r>
-        <w:t xml:space="preserve"> slúži na pohyb doľava a zodpovedá mu kláves </w:t>
+      <w:proofErr w:type="spellEnd"/>
+      <w:r>
+        <w:t xml:space="preserve"> slúži na pohyb doľa</w:t>
+      </w:r>
+      <w:r>
+        <w:t>v</w:t>
+      </w:r>
+      <w:r>
+        <w:t xml:space="preserve">a a zodpovedá mu klávesa </w:t>
       </w:r>
       <w:r>
         <w:rPr>
@@ -2867,6 +3277,7 @@
       <w:r>
         <w:t xml:space="preserve">. Tlačidlo </w:t>
       </w:r>
+      <w:proofErr w:type="spellStart"/>
       <w:r>
         <w:rPr>
           <w:b/>
@@ -2874,8 +3285,15 @@
         </w:rPr>
         <w:t>Right</w:t>
       </w:r>
-      <w:r>
-        <w:t xml:space="preserve"> umožňuje pohyb doprava a zodpovedá mu kláves </w:t>
+      <w:proofErr w:type="spellEnd"/>
+      <w:r>
+        <w:t xml:space="preserve"> umožňuje pohyb doprava a zodpovedá mu kláves</w:t>
+      </w:r>
+      <w:r>
+        <w:t>a</w:t>
+      </w:r>
+      <w:r>
+        <w:t xml:space="preserve"> </w:t>
       </w:r>
       <w:r>
         <w:rPr>
@@ -2887,13 +3305,16 @@
       <w:r>
         <w:t>.</w:t>
       </w:r>
+      <w:r>
+        <w:t>.</w:t>
+      </w:r>
     </w:p>
     <w:p>
       <w:pPr>
         <w:pStyle w:val="SPtext"/>
         <w:keepNext/>
         <w:spacing w:before="120" w:after="0"/>
-        <w:ind w:left="349" w:firstLine="720"/>
+        <w:ind w:left="720" w:firstLine="0"/>
         <w:jc w:val="center"/>
       </w:pPr>
       <w:r>
@@ -2901,9 +3322,9 @@
           <w:noProof/>
         </w:rPr>
         <w:drawing>
-          <wp:inline distT="0" distB="0" distL="0" distR="0" wp14:anchorId="005E0EE5" wp14:editId="4D5B3BA8">
-            <wp:extent cx="1437556" cy="634452"/>
-            <wp:effectExtent l="0" t="0" r="0" b="0"/>
+          <wp:inline distT="0" distB="0" distL="0" distR="0" wp14:anchorId="63824304" wp14:editId="1751EC76">
+            <wp:extent cx="1704975" cy="752475"/>
+            <wp:effectExtent l="0" t="0" r="9525" b="9525"/>
             <wp:docPr id="260217635" name="drawing"/>
             <wp:cNvGraphicFramePr>
               <a:graphicFrameLocks xmlns:a="http://schemas.openxmlformats.org/drawingml/2006/main" noChangeAspect="1"/>
@@ -2930,7 +3351,7 @@
                   <pic:spPr>
                     <a:xfrm>
                       <a:off x="0" y="0"/>
-                      <a:ext cx="1441189" cy="636056"/>
+                      <a:ext cx="1704975" cy="752475"/>
                     </a:xfrm>
                     <a:prstGeom prst="rect">
                       <a:avLst/>
@@ -2947,7 +3368,7 @@
       <w:pPr>
         <w:pStyle w:val="SPpopisobrazku"/>
       </w:pPr>
-      <w:bookmarkStart w:id="10" w:name="_Toc244207473"/>
+      <w:bookmarkStart w:id="10" w:name="_Toc244248573"/>
       <w:r>
         <w:t xml:space="preserve">Obrázok </w:t>
       </w:r>
@@ -2979,29 +3400,48 @@
         <w:pStyle w:val="SPtext"/>
         <w:numPr>
           <w:ilvl w:val="0"/>
-          <w:numId w:val="6"/>
+          <w:numId w:val="18"/>
         </w:numPr>
         <w:spacing w:before="120" w:after="0"/>
       </w:pPr>
       <w:r>
-        <w:t xml:space="preserve">Prostredie NetLogo obsahuje aj nastavenie </w:t>
+        <w:t xml:space="preserve">Prostredie </w:t>
+      </w:r>
+      <w:proofErr w:type="spellStart"/>
+      <w:r>
+        <w:t>NetLogo</w:t>
+      </w:r>
+      <w:proofErr w:type="spellEnd"/>
+      <w:r>
+        <w:t xml:space="preserve"> obsahuje aj nastavenie Model </w:t>
+      </w:r>
+      <w:proofErr w:type="spellStart"/>
+      <w:r>
+        <w:t>Speed</w:t>
+      </w:r>
+      <w:proofErr w:type="spellEnd"/>
+      <w:r>
+        <w:t xml:space="preserve">, ktoré </w:t>
+      </w:r>
+      <w:r>
+        <w:t>umožňuje</w:t>
+      </w:r>
+      <w:r>
+        <w:t xml:space="preserve"> upravovať rýchlosť vykonávania simulácie. Pri vyššej rýchlosti prebieha simulácia rýchlejšie, zatiaľ čo pri nižšej rýchlosti má používateľ viac času na sledovanie pohybu postáv a priebehu hry.</w:t>
       </w:r>
       <w:r>
         <w:rPr>
-          <w:b/>
-          <w:bCs/>
+          <w:noProof/>
         </w:rPr>
-        <w:t>Model Speed</w:t>
-      </w:r>
-      <w:r>
-        <w:t>, ktoré umožňuje upravovať rýchlosť vykonávania simulácie. Pri vyššej rýchlosti prebieha simulácia rýchlejšie, zatiaľ čo pri nižšej rýchlosti má používateľ viac času na sledovanie pohybu postáv a priebehu hry.</w:t>
+        <w:t xml:space="preserve"> </w:t>
       </w:r>
     </w:p>
     <w:p>
       <w:pPr>
         <w:pStyle w:val="SPtext"/>
+        <w:keepNext/>
         <w:spacing w:before="120" w:after="0"/>
-        <w:ind w:left="349" w:firstLine="720"/>
+        <w:ind w:left="720" w:firstLine="0"/>
         <w:jc w:val="center"/>
       </w:pPr>
       <w:r>
@@ -3009,9 +3449,9 @@
           <w:noProof/>
         </w:rPr>
         <w:drawing>
-          <wp:inline distT="0" distB="0" distL="0" distR="0" wp14:anchorId="5EE5B233" wp14:editId="1E8A14AE">
-            <wp:extent cx="1508379" cy="365667"/>
-            <wp:effectExtent l="0" t="0" r="0" b="0"/>
+          <wp:inline distT="0" distB="0" distL="0" distR="0" wp14:anchorId="2B672808" wp14:editId="2F7780AA">
+            <wp:extent cx="2200582" cy="533474"/>
+            <wp:effectExtent l="0" t="0" r="9525" b="0"/>
             <wp:docPr id="849697134" name="drawing"/>
             <wp:cNvGraphicFramePr>
               <a:graphicFrameLocks xmlns:a="http://schemas.openxmlformats.org/drawingml/2006/main" noChangeAspect="1"/>
@@ -3038,7 +3478,7 @@
                   <pic:spPr>
                     <a:xfrm>
                       <a:off x="0" y="0"/>
-                      <a:ext cx="1541527" cy="373703"/>
+                      <a:ext cx="2200582" cy="533474"/>
                     </a:xfrm>
                     <a:prstGeom prst="rect">
                       <a:avLst/>
@@ -3055,7 +3495,7 @@
       <w:pPr>
         <w:pStyle w:val="SPpopisobrazku"/>
       </w:pPr>
-      <w:bookmarkStart w:id="11" w:name="_Toc244207474"/>
+      <w:bookmarkStart w:id="11" w:name="_Toc244248574"/>
       <w:r>
         <w:t xml:space="preserve">Obrázok </w:t>
       </w:r>
@@ -3078,22 +3518,33 @@
         <w:fldChar w:fldCharType="end"/>
       </w:r>
       <w:r>
-        <w:t>: Nastavenie Model Speed [7]</w:t>
+        <w:t xml:space="preserve">: </w:t>
+      </w:r>
+      <w:r>
+        <w:t xml:space="preserve">Nastavenie Model </w:t>
+      </w:r>
+      <w:proofErr w:type="spellStart"/>
+      <w:r>
+        <w:t>Speed</w:t>
+      </w:r>
+      <w:proofErr w:type="spellEnd"/>
+      <w:r>
+        <w:t xml:space="preserve"> [7]</w:t>
       </w:r>
       <w:bookmarkEnd w:id="11"/>
+      <w:r>
+        <w:br w:type="page"/>
+      </w:r>
     </w:p>
     <w:p>
       <w:pPr>
         <w:pStyle w:val="SPnadpis1"/>
         <w:numPr>
           <w:ilvl w:val="0"/>
-          <w:numId w:val="18"/>
+          <w:numId w:val="24"/>
         </w:numPr>
       </w:pPr>
-      <w:r>
-        <w:br w:type="page"/>
-      </w:r>
-      <w:bookmarkStart w:id="12" w:name="_Toc244207284"/>
+      <w:bookmarkStart w:id="12" w:name="_Toc244248565"/>
       <w:r>
         <w:lastRenderedPageBreak/>
         <w:t>Ciele projektu</w:t>
@@ -3114,12 +3565,21 @@
           <w:bCs/>
         </w:rPr>
       </w:pPr>
+      <w:proofErr w:type="spellStart"/>
       <w:r>
         <w:rPr>
           <w:b/>
           <w:bCs/>
         </w:rPr>
-        <w:t>Heads-up Display</w:t>
+        <w:t>Heads-up</w:t>
+      </w:r>
+      <w:proofErr w:type="spellEnd"/>
+      <w:r>
+        <w:rPr>
+          <w:b/>
+          <w:bCs/>
+        </w:rPr>
+        <w:t xml:space="preserve"> Display</w:t>
       </w:r>
       <w:r>
         <w:rPr>
@@ -3133,27 +3593,28 @@
       <w:pPr>
         <w:pStyle w:val="SPtext"/>
         <w:numPr>
-          <w:ilvl w:val="0"/>
-          <w:numId w:val="8"/>
+          <w:ilvl w:val="1"/>
+          <w:numId w:val="28"/>
         </w:numPr>
-        <w:rPr>
-          <w:b/>
-          <w:bCs/>
-        </w:rPr>
-      </w:pPr>
-      <w:r>
-        <w:t>Nahradiť rušivé vyskakovacie dialógové okná grafickým zobrazením stavu hry priamo v okne prostredia</w:t>
-      </w:r>
-      <w:r>
-        <w:t>.</w:t>
+      </w:pPr>
+      <w:r>
+        <w:t xml:space="preserve">Nahradiť rušivé </w:t>
+      </w:r>
+      <w:proofErr w:type="spellStart"/>
+      <w:r>
+        <w:t>vyskakovacie</w:t>
+      </w:r>
+      <w:proofErr w:type="spellEnd"/>
+      <w:r>
+        <w:t xml:space="preserve"> dialógové okná grafickým zobrazením stavu hry priamo v okne prostredia.</w:t>
       </w:r>
     </w:p>
     <w:p>
       <w:pPr>
         <w:pStyle w:val="SPtext"/>
         <w:numPr>
-          <w:ilvl w:val="0"/>
-          <w:numId w:val="8"/>
+          <w:ilvl w:val="1"/>
+          <w:numId w:val="28"/>
         </w:numPr>
       </w:pPr>
       <w:r>
@@ -3188,35 +3649,27 @@
         <w:pStyle w:val="SPtext"/>
         <w:numPr>
           <w:ilvl w:val="0"/>
-          <w:numId w:val="9"/>
+          <w:numId w:val="27"/>
         </w:numPr>
       </w:pPr>
       <w:r>
-        <w:t xml:space="preserve">Zlepšiť chovanie duchov v režime strachu po zjedení </w:t>
-      </w:r>
-      <w:r>
-        <w:rPr>
-          <w:i/>
-          <w:iCs/>
-        </w:rPr>
-        <w:t>„Power</w:t>
-      </w:r>
-      <w:r>
-        <w:rPr>
-          <w:i/>
-          <w:iCs/>
-        </w:rPr>
+        <w:t>Zlepšiť chovanie duchov v režime strachu po zjedení "</w:t>
+      </w:r>
+      <w:proofErr w:type="spellStart"/>
+      <w:r>
+        <w:t>Power</w:t>
+      </w:r>
+      <w:proofErr w:type="spellEnd"/>
+      <w:r>
         <w:t xml:space="preserve"> </w:t>
       </w:r>
-      <w:r>
-        <w:rPr>
-          <w:i/>
-          <w:iCs/>
-        </w:rPr>
-        <w:t>pellet“</w:t>
-      </w:r>
-      <w:r>
-        <w:t>.</w:t>
+      <w:proofErr w:type="spellStart"/>
+      <w:r>
+        <w:t>pellet</w:t>
+      </w:r>
+      <w:proofErr w:type="spellEnd"/>
+      <w:r>
+        <w:t>".</w:t>
       </w:r>
     </w:p>
     <w:p>
@@ -3224,7 +3677,7 @@
         <w:pStyle w:val="SPtext"/>
         <w:numPr>
           <w:ilvl w:val="0"/>
-          <w:numId w:val="9"/>
+          <w:numId w:val="27"/>
         </w:numPr>
       </w:pPr>
       <w:r>
@@ -3236,17 +3689,11 @@
         <w:pStyle w:val="SPtext"/>
         <w:numPr>
           <w:ilvl w:val="0"/>
-          <w:numId w:val="9"/>
+          <w:numId w:val="27"/>
         </w:numPr>
       </w:pPr>
       <w:r>
-        <w:t xml:space="preserve">Nahradiť náhodné blúdenie </w:t>
-      </w:r>
-      <w:r>
-        <w:t>duchov logickým rozhodovaní</w:t>
-      </w:r>
-      <w:r>
-        <w:t>m.</w:t>
+        <w:t>Nahradiť náhodné blúdenie duchov logickým rozhodovaním.</w:t>
       </w:r>
     </w:p>
     <w:p>
@@ -3258,42 +3705,37 @@
           <w:b/>
           <w:bCs/>
         </w:rPr>
-        <w:t>Hrateľnosť:</w:t>
-      </w:r>
-    </w:p>
-    <w:p>
-      <w:pPr>
-        <w:pStyle w:val="SPtext"/>
-        <w:numPr>
-          <w:ilvl w:val="0"/>
-          <w:numId w:val="11"/>
-        </w:numPr>
+        <w:t>Hrateľnosť</w:t>
+      </w:r>
+      <w:r>
         <w:rPr>
           <w:b/>
           <w:bCs/>
         </w:rPr>
-      </w:pPr>
-      <w:r>
-        <w:t xml:space="preserve">Odstrániť náhodné liahnutie bonusových hviezdičiek po celej ploche a ukotviť ich výskyt na </w:t>
-      </w:r>
-      <w:r>
-        <w:t>jednu pozíciu v strede.</w:t>
+        <w:t>:</w:t>
       </w:r>
     </w:p>
     <w:p>
       <w:pPr>
         <w:pStyle w:val="SPtext"/>
-      </w:pPr>
+        <w:numPr>
+          <w:ilvl w:val="0"/>
+          <w:numId w:val="26"/>
+        </w:numPr>
+      </w:pPr>
+      <w:r>
+        <w:t>Odstrániť náhodné liahnutie bonusových hviezdičiek po celej ploche a ukotviť ich výskyt na jednu pozíciu v strede.</w:t>
+      </w:r>
     </w:p>
     <w:p>
       <w:pPr>
         <w:pStyle w:val="SPnadpis1"/>
         <w:numPr>
           <w:ilvl w:val="0"/>
-          <w:numId w:val="18"/>
+          <w:numId w:val="24"/>
         </w:numPr>
       </w:pPr>
-      <w:bookmarkStart w:id="13" w:name="_Toc244207285"/>
+      <w:bookmarkStart w:id="13" w:name="_Toc244248566"/>
       <w:r>
         <w:t>Časový plán</w:t>
       </w:r>
@@ -3436,8 +3878,16 @@
               <w:rPr>
                 <w:lang w:eastAsia="en-GB"/>
               </w:rPr>
-              <w:t>Analýza a baseline</w:t>
-            </w:r>
+              <w:t xml:space="preserve">Analýza a </w:t>
+            </w:r>
+            <w:proofErr w:type="spellStart"/>
+            <w:r>
+              <w:rPr>
+                <w:lang w:eastAsia="en-GB"/>
+              </w:rPr>
+              <w:t>baseline</w:t>
+            </w:r>
+            <w:proofErr w:type="spellEnd"/>
           </w:p>
         </w:tc>
         <w:tc>
@@ -3463,7 +3913,7 @@
               <w:rPr>
                 <w:lang w:eastAsia="en-GB"/>
               </w:rPr>
-              <w:t xml:space="preserve">-3        </w:t>
+              <w:t>-3</w:t>
             </w:r>
           </w:p>
         </w:tc>
@@ -3484,13 +3934,7 @@
               <w:rPr>
                 <w:lang w:eastAsia="en-GB"/>
               </w:rPr>
-              <w:t>schéma kód</w:t>
-            </w:r>
-            <w:r>
-              <w:rPr>
-                <w:lang w:eastAsia="en-GB"/>
-              </w:rPr>
-              <w:t>u, nájdenie “chybných” častí</w:t>
+              <w:t>schéma kódu, nájdenie "chybných" častí</w:t>
             </w:r>
           </w:p>
         </w:tc>
@@ -3583,25 +4027,7 @@
               <w:rPr>
                 <w:lang w:eastAsia="en-GB"/>
               </w:rPr>
-              <w:t>úprava</w:t>
-            </w:r>
-            <w:r>
-              <w:rPr>
-                <w:lang w:eastAsia="en-GB"/>
-              </w:rPr>
-              <w:t xml:space="preserve"> správani</w:t>
-            </w:r>
-            <w:r>
-              <w:rPr>
-                <w:lang w:eastAsia="en-GB"/>
-              </w:rPr>
-              <w:t>a</w:t>
-            </w:r>
-            <w:r>
-              <w:rPr>
-                <w:lang w:eastAsia="en-GB"/>
-              </w:rPr>
-              <w:t xml:space="preserve"> duchov</w:t>
+              <w:t>úprava správania duchov</w:t>
             </w:r>
           </w:p>
         </w:tc>
@@ -3688,7 +4114,35 @@
               <w:rPr>
                 <w:lang w:eastAsia="en-GB"/>
               </w:rPr>
-              <w:t>monitory Score/Lives/Level</w:t>
+              <w:t xml:space="preserve">monitory </w:t>
+            </w:r>
+            <w:proofErr w:type="spellStart"/>
+            <w:r>
+              <w:rPr>
+                <w:lang w:eastAsia="en-GB"/>
+              </w:rPr>
+              <w:t>Score</w:t>
+            </w:r>
+            <w:proofErr w:type="spellEnd"/>
+            <w:r>
+              <w:rPr>
+                <w:lang w:eastAsia="en-GB"/>
+              </w:rPr>
+              <w:t>/</w:t>
+            </w:r>
+            <w:proofErr w:type="spellStart"/>
+            <w:r>
+              <w:rPr>
+                <w:lang w:eastAsia="en-GB"/>
+              </w:rPr>
+              <w:t>Lives</w:t>
+            </w:r>
+            <w:proofErr w:type="spellEnd"/>
+            <w:r>
+              <w:rPr>
+                <w:lang w:eastAsia="en-GB"/>
+              </w:rPr>
+              <w:t>/Level</w:t>
             </w:r>
           </w:p>
         </w:tc>
@@ -3781,13 +4235,7 @@
               <w:rPr>
                 <w:lang w:eastAsia="en-GB"/>
               </w:rPr>
-              <w:t>merania pred a po</w:t>
-            </w:r>
-            <w:r>
-              <w:rPr>
-                <w:lang w:eastAsia="en-GB"/>
-              </w:rPr>
-              <w:t>, plynulejšia hra</w:t>
+              <w:t>merania pred a po, plynulejšia hra</w:t>
             </w:r>
           </w:p>
         </w:tc>
@@ -3861,12 +4309,6 @@
               </w:rPr>
               <w:t>30</w:t>
             </w:r>
-            <w:r>
-              <w:rPr>
-                <w:lang w:eastAsia="en-GB"/>
-              </w:rPr>
-              <w:t xml:space="preserve">  </w:t>
-            </w:r>
           </w:p>
         </w:tc>
         <w:tc>
@@ -3925,7 +4367,7 @@
         <w:br w:type="page"/>
       </w:r>
     </w:p>
-    <w:bookmarkStart w:id="14" w:name="_Toc244207286" w:displacedByCustomXml="next"/>
+    <w:bookmarkStart w:id="14" w:name="_Toc244248567" w:displacedByCustomXml="next"/>
     <w:sdt>
       <w:sdtPr>
         <w:rPr>
@@ -4482,8 +4924,13 @@
       <w:t xml:space="preserve">, </w:t>
     </w:r>
     <w:r>
-      <w:t>Michal Kucka</w:t>
+      <w:t xml:space="preserve">Michal </w:t>
     </w:r>
+    <w:proofErr w:type="spellStart"/>
+    <w:r>
+      <w:t>Kucka</w:t>
+    </w:r>
+    <w:proofErr w:type="spellEnd"/>
     <w:r>
       <w:t>, Matej Krupa</w:t>
     </w:r>
@@ -4494,6 +4941,92 @@
 <file path=word/numbering.xml><?xml version="1.0" encoding="utf-8"?>
 <w:numbering xmlns:wpc="http://schemas.microsoft.com/office/word/2010/wordprocessingCanvas" xmlns:cx="http://schemas.microsoft.com/office/drawing/2014/chartex" xmlns:cx1="http://schemas.microsoft.com/office/drawing/2015/9/8/chartex" xmlns:cx2="http://schemas.microsoft.com/office/drawing/2015/10/21/chartex" xmlns:cx3="http://schemas.microsoft.com/office/drawing/2016/5/9/chartex" xmlns:cx4="http://schemas.microsoft.com/office/drawing/2016/5/10/chartex" xmlns:cx5="http://schemas.microsoft.com/office/drawing/2016/5/11/chartex" xmlns:cx6="http://schemas.microsoft.com/office/drawing/2016/5/12/chartex" xmlns:cx7="http://schemas.microsoft.com/office/drawing/2016/5/13/chartex" xmlns:cx8="http://schemas.microsoft.com/office/drawing/2016/5/14/chartex" xmlns:mc="http://schemas.openxmlformats.org/markup-compatibility/2006" xmlns:aink="http://schemas.microsoft.com/office/drawing/2016/ink" xmlns:am3d="http://schemas.microsoft.com/office/drawing/2017/model3d" xmlns:o="urn:schemas-microsoft-com:office:office" xmlns:oel="http://schemas.microsoft.com/office/2019/extlst" xmlns:r="http://schemas.openxmlformats.org/officeDocument/2006/relationships" xmlns:m="http://schemas.openxmlformats.org/officeDocument/2006/math" xmlns:v="urn:schemas-microsoft-com:vml" xmlns:wp14="http://schemas.microsoft.com/office/word/2010/wordprocessingDrawing" xmlns:wp="http://schemas.openxmlformats.org/drawingml/2006/wordprocessingDrawing" xmlns:w10="urn:schemas-microsoft-com:office:word" xmlns:w="http://schemas.openxmlformats.org/wordprocessingml/2006/main" xmlns:w14="http://schemas.microsoft.com/office/word/2010/wordml" xmlns:w15="http://schemas.microsoft.com/office/word/2012/wordml" xmlns:w16cex="http://schemas.microsoft.com/office/word/2018/wordml/cex" xmlns:w16cid="http://schemas.microsoft.com/office/word/2016/wordml/cid" xmlns:w16="http://schemas.microsoft.com/office/word/2018/wordml" xmlns:w16du="http://schemas.microsoft.com/office/word/2023/wordml/word16du" xmlns:w16sdtdh="http://schemas.microsoft.com/office/word/2020/wordml/sdtdatahash" xmlns:w16sdtfl="http://schemas.microsoft.com/office/word/2024/wordml/sdtformatlock" xmlns:w16se="http://schemas.microsoft.com/office/word/2015/wordml/symex" xmlns:wpg="http://schemas.microsoft.com/office/word/2010/wordprocessingGroup" xmlns:wpi="http://schemas.microsoft.com/office/word/2010/wordprocessingInk" xmlns:wne="http://schemas.microsoft.com/office/word/2006/wordml" xmlns:wps="http://schemas.microsoft.com/office/word/2010/wordprocessingShape" mc:Ignorable="w14 w15 w16se w16cid w16 w16cex w16sdtdh w16sdtfl w16du wp14">
   <w:abstractNum w:abstractNumId="0" w15:restartNumberingAfterBreak="0">
+    <w:nsid w:val="02A76063"/>
+    <w:multiLevelType w:val="hybridMultilevel"/>
+    <w:tmpl w:val="424244AA"/>
+    <w:lvl w:ilvl="0" w:tplc="041B000F">
+      <w:start w:val="1"/>
+      <w:numFmt w:val="decimal"/>
+      <w:lvlText w:val="%1."/>
+      <w:lvlJc w:val="left"/>
+      <w:pPr>
+        <w:ind w:left="720" w:hanging="360"/>
+      </w:pPr>
+    </w:lvl>
+    <w:lvl w:ilvl="1" w:tplc="041B0019" w:tentative="1">
+      <w:start w:val="1"/>
+      <w:numFmt w:val="lowerLetter"/>
+      <w:lvlText w:val="%2."/>
+      <w:lvlJc w:val="left"/>
+      <w:pPr>
+        <w:ind w:left="1440" w:hanging="360"/>
+      </w:pPr>
+    </w:lvl>
+    <w:lvl w:ilvl="2" w:tplc="041B001B" w:tentative="1">
+      <w:start w:val="1"/>
+      <w:numFmt w:val="lowerRoman"/>
+      <w:lvlText w:val="%3."/>
+      <w:lvlJc w:val="right"/>
+      <w:pPr>
+        <w:ind w:left="2160" w:hanging="180"/>
+      </w:pPr>
+    </w:lvl>
+    <w:lvl w:ilvl="3" w:tplc="041B000F" w:tentative="1">
+      <w:start w:val="1"/>
+      <w:numFmt w:val="decimal"/>
+      <w:lvlText w:val="%4."/>
+      <w:lvlJc w:val="left"/>
+      <w:pPr>
+        <w:ind w:left="2880" w:hanging="360"/>
+      </w:pPr>
+    </w:lvl>
+    <w:lvl w:ilvl="4" w:tplc="041B0019" w:tentative="1">
+      <w:start w:val="1"/>
+      <w:numFmt w:val="lowerLetter"/>
+      <w:lvlText w:val="%5."/>
+      <w:lvlJc w:val="left"/>
+      <w:pPr>
+        <w:ind w:left="3600" w:hanging="360"/>
+      </w:pPr>
+    </w:lvl>
+    <w:lvl w:ilvl="5" w:tplc="041B001B" w:tentative="1">
+      <w:start w:val="1"/>
+      <w:numFmt w:val="lowerRoman"/>
+      <w:lvlText w:val="%6."/>
+      <w:lvlJc w:val="right"/>
+      <w:pPr>
+        <w:ind w:left="4320" w:hanging="180"/>
+      </w:pPr>
+    </w:lvl>
+    <w:lvl w:ilvl="6" w:tplc="041B000F" w:tentative="1">
+      <w:start w:val="1"/>
+      <w:numFmt w:val="decimal"/>
+      <w:lvlText w:val="%7."/>
+      <w:lvlJc w:val="left"/>
+      <w:pPr>
+        <w:ind w:left="5040" w:hanging="360"/>
+      </w:pPr>
+    </w:lvl>
+    <w:lvl w:ilvl="7" w:tplc="041B0019" w:tentative="1">
+      <w:start w:val="1"/>
+      <w:numFmt w:val="lowerLetter"/>
+      <w:lvlText w:val="%8."/>
+      <w:lvlJc w:val="left"/>
+      <w:pPr>
+        <w:ind w:left="5760" w:hanging="360"/>
+      </w:pPr>
+    </w:lvl>
+    <w:lvl w:ilvl="8" w:tplc="041B001B" w:tentative="1">
+      <w:start w:val="1"/>
+      <w:numFmt w:val="lowerRoman"/>
+      <w:lvlText w:val="%9."/>
+      <w:lvlJc w:val="right"/>
+      <w:pPr>
+        <w:ind w:left="6480" w:hanging="180"/>
+      </w:pPr>
+    </w:lvl>
+  </w:abstractNum>
+  <w:abstractNum w:abstractNumId="1" w15:restartNumberingAfterBreak="0">
     <w:nsid w:val="07E33382"/>
     <w:multiLevelType w:val="hybridMultilevel"/>
     <w:tmpl w:val="6B3A0B58"/>
@@ -4606,7 +5139,7 @@
       </w:rPr>
     </w:lvl>
   </w:abstractNum>
-  <w:abstractNum w:abstractNumId="1" w15:restartNumberingAfterBreak="0">
+  <w:abstractNum w:abstractNumId="2" w15:restartNumberingAfterBreak="0">
     <w:nsid w:val="0A2F55F2"/>
     <w:multiLevelType w:val="hybridMultilevel"/>
     <w:tmpl w:val="D6CCECCA"/>
@@ -4719,7 +5252,120 @@
       </w:rPr>
     </w:lvl>
   </w:abstractNum>
-  <w:abstractNum w:abstractNumId="2" w15:restartNumberingAfterBreak="0">
+  <w:abstractNum w:abstractNumId="3" w15:restartNumberingAfterBreak="0">
+    <w:nsid w:val="0AD00180"/>
+    <w:multiLevelType w:val="hybridMultilevel"/>
+    <w:tmpl w:val="700E5648"/>
+    <w:lvl w:ilvl="0" w:tplc="041B0001">
+      <w:start w:val="1"/>
+      <w:numFmt w:val="bullet"/>
+      <w:lvlText w:val=""/>
+      <w:lvlJc w:val="left"/>
+      <w:pPr>
+        <w:ind w:left="1429" w:hanging="360"/>
+      </w:pPr>
+      <w:rPr>
+        <w:rFonts w:ascii="Symbol" w:hAnsi="Symbol" w:hint="default"/>
+      </w:rPr>
+    </w:lvl>
+    <w:lvl w:ilvl="1" w:tplc="041B0003" w:tentative="1">
+      <w:start w:val="1"/>
+      <w:numFmt w:val="bullet"/>
+      <w:lvlText w:val="o"/>
+      <w:lvlJc w:val="left"/>
+      <w:pPr>
+        <w:ind w:left="2149" w:hanging="360"/>
+      </w:pPr>
+      <w:rPr>
+        <w:rFonts w:ascii="Courier New" w:hAnsi="Courier New" w:cs="Courier New" w:hint="default"/>
+      </w:rPr>
+    </w:lvl>
+    <w:lvl w:ilvl="2" w:tplc="041B0005" w:tentative="1">
+      <w:start w:val="1"/>
+      <w:numFmt w:val="bullet"/>
+      <w:lvlText w:val=""/>
+      <w:lvlJc w:val="left"/>
+      <w:pPr>
+        <w:ind w:left="2869" w:hanging="360"/>
+      </w:pPr>
+      <w:rPr>
+        <w:rFonts w:ascii="Wingdings" w:hAnsi="Wingdings" w:hint="default"/>
+      </w:rPr>
+    </w:lvl>
+    <w:lvl w:ilvl="3" w:tplc="041B0001" w:tentative="1">
+      <w:start w:val="1"/>
+      <w:numFmt w:val="bullet"/>
+      <w:lvlText w:val=""/>
+      <w:lvlJc w:val="left"/>
+      <w:pPr>
+        <w:ind w:left="3589" w:hanging="360"/>
+      </w:pPr>
+      <w:rPr>
+        <w:rFonts w:ascii="Symbol" w:hAnsi="Symbol" w:hint="default"/>
+      </w:rPr>
+    </w:lvl>
+    <w:lvl w:ilvl="4" w:tplc="041B0003" w:tentative="1">
+      <w:start w:val="1"/>
+      <w:numFmt w:val="bullet"/>
+      <w:lvlText w:val="o"/>
+      <w:lvlJc w:val="left"/>
+      <w:pPr>
+        <w:ind w:left="4309" w:hanging="360"/>
+      </w:pPr>
+      <w:rPr>
+        <w:rFonts w:ascii="Courier New" w:hAnsi="Courier New" w:cs="Courier New" w:hint="default"/>
+      </w:rPr>
+    </w:lvl>
+    <w:lvl w:ilvl="5" w:tplc="041B0005" w:tentative="1">
+      <w:start w:val="1"/>
+      <w:numFmt w:val="bullet"/>
+      <w:lvlText w:val=""/>
+      <w:lvlJc w:val="left"/>
+      <w:pPr>
+        <w:ind w:left="5029" w:hanging="360"/>
+      </w:pPr>
+      <w:rPr>
+        <w:rFonts w:ascii="Wingdings" w:hAnsi="Wingdings" w:hint="default"/>
+      </w:rPr>
+    </w:lvl>
+    <w:lvl w:ilvl="6" w:tplc="041B0001" w:tentative="1">
+      <w:start w:val="1"/>
+      <w:numFmt w:val="bullet"/>
+      <w:lvlText w:val=""/>
+      <w:lvlJc w:val="left"/>
+      <w:pPr>
+        <w:ind w:left="5749" w:hanging="360"/>
+      </w:pPr>
+      <w:rPr>
+        <w:rFonts w:ascii="Symbol" w:hAnsi="Symbol" w:hint="default"/>
+      </w:rPr>
+    </w:lvl>
+    <w:lvl w:ilvl="7" w:tplc="041B0003" w:tentative="1">
+      <w:start w:val="1"/>
+      <w:numFmt w:val="bullet"/>
+      <w:lvlText w:val="o"/>
+      <w:lvlJc w:val="left"/>
+      <w:pPr>
+        <w:ind w:left="6469" w:hanging="360"/>
+      </w:pPr>
+      <w:rPr>
+        <w:rFonts w:ascii="Courier New" w:hAnsi="Courier New" w:cs="Courier New" w:hint="default"/>
+      </w:rPr>
+    </w:lvl>
+    <w:lvl w:ilvl="8" w:tplc="041B0005" w:tentative="1">
+      <w:start w:val="1"/>
+      <w:numFmt w:val="bullet"/>
+      <w:lvlText w:val=""/>
+      <w:lvlJc w:val="left"/>
+      <w:pPr>
+        <w:ind w:left="7189" w:hanging="360"/>
+      </w:pPr>
+      <w:rPr>
+        <w:rFonts w:ascii="Wingdings" w:hAnsi="Wingdings" w:hint="default"/>
+      </w:rPr>
+    </w:lvl>
+  </w:abstractNum>
+  <w:abstractNum w:abstractNumId="4" w15:restartNumberingAfterBreak="0">
     <w:nsid w:val="0D8551C0"/>
     <w:multiLevelType w:val="hybridMultilevel"/>
     <w:tmpl w:val="8DF43C38"/>
@@ -4832,7 +5478,7 @@
       </w:rPr>
     </w:lvl>
   </w:abstractNum>
-  <w:abstractNum w:abstractNumId="3" w15:restartNumberingAfterBreak="0">
+  <w:abstractNum w:abstractNumId="5" w15:restartNumberingAfterBreak="0">
     <w:nsid w:val="1936735F"/>
     <w:multiLevelType w:val="hybridMultilevel"/>
     <w:tmpl w:val="96466510"/>
@@ -4918,7 +5564,7 @@
       </w:pPr>
     </w:lvl>
   </w:abstractNum>
-  <w:abstractNum w:abstractNumId="4" w15:restartNumberingAfterBreak="0">
+  <w:abstractNum w:abstractNumId="6" w15:restartNumberingAfterBreak="0">
     <w:nsid w:val="1A7139E8"/>
     <w:multiLevelType w:val="hybridMultilevel"/>
     <w:tmpl w:val="35E4F818"/>
@@ -5047,7 +5693,7 @@
       </w:rPr>
     </w:lvl>
   </w:abstractNum>
-  <w:abstractNum w:abstractNumId="5" w15:restartNumberingAfterBreak="0">
+  <w:abstractNum w:abstractNumId="7" w15:restartNumberingAfterBreak="0">
     <w:nsid w:val="25974211"/>
     <w:multiLevelType w:val="multilevel"/>
     <w:tmpl w:val="186402D4"/>
@@ -5192,7 +5838,7 @@
       </w:rPr>
     </w:lvl>
   </w:abstractNum>
-  <w:abstractNum w:abstractNumId="6" w15:restartNumberingAfterBreak="0">
+  <w:abstractNum w:abstractNumId="8" w15:restartNumberingAfterBreak="0">
     <w:nsid w:val="2BF34269"/>
     <w:multiLevelType w:val="hybridMultilevel"/>
     <w:tmpl w:val="E99A450A"/>
@@ -5305,7 +5951,120 @@
       </w:rPr>
     </w:lvl>
   </w:abstractNum>
-  <w:abstractNum w:abstractNumId="7" w15:restartNumberingAfterBreak="0">
+  <w:abstractNum w:abstractNumId="9" w15:restartNumberingAfterBreak="0">
+    <w:nsid w:val="2D892E13"/>
+    <w:multiLevelType w:val="hybridMultilevel"/>
+    <w:tmpl w:val="9022E794"/>
+    <w:lvl w:ilvl="0" w:tplc="041B0001">
+      <w:start w:val="1"/>
+      <w:numFmt w:val="bullet"/>
+      <w:lvlText w:val=""/>
+      <w:lvlJc w:val="left"/>
+      <w:pPr>
+        <w:ind w:left="1429" w:hanging="360"/>
+      </w:pPr>
+      <w:rPr>
+        <w:rFonts w:ascii="Symbol" w:hAnsi="Symbol" w:hint="default"/>
+      </w:rPr>
+    </w:lvl>
+    <w:lvl w:ilvl="1" w:tplc="041B0003" w:tentative="1">
+      <w:start w:val="1"/>
+      <w:numFmt w:val="bullet"/>
+      <w:lvlText w:val="o"/>
+      <w:lvlJc w:val="left"/>
+      <w:pPr>
+        <w:ind w:left="2149" w:hanging="360"/>
+      </w:pPr>
+      <w:rPr>
+        <w:rFonts w:ascii="Courier New" w:hAnsi="Courier New" w:cs="Courier New" w:hint="default"/>
+      </w:rPr>
+    </w:lvl>
+    <w:lvl w:ilvl="2" w:tplc="041B0005" w:tentative="1">
+      <w:start w:val="1"/>
+      <w:numFmt w:val="bullet"/>
+      <w:lvlText w:val=""/>
+      <w:lvlJc w:val="left"/>
+      <w:pPr>
+        <w:ind w:left="2869" w:hanging="360"/>
+      </w:pPr>
+      <w:rPr>
+        <w:rFonts w:ascii="Wingdings" w:hAnsi="Wingdings" w:hint="default"/>
+      </w:rPr>
+    </w:lvl>
+    <w:lvl w:ilvl="3" w:tplc="041B0001" w:tentative="1">
+      <w:start w:val="1"/>
+      <w:numFmt w:val="bullet"/>
+      <w:lvlText w:val=""/>
+      <w:lvlJc w:val="left"/>
+      <w:pPr>
+        <w:ind w:left="3589" w:hanging="360"/>
+      </w:pPr>
+      <w:rPr>
+        <w:rFonts w:ascii="Symbol" w:hAnsi="Symbol" w:hint="default"/>
+      </w:rPr>
+    </w:lvl>
+    <w:lvl w:ilvl="4" w:tplc="041B0003" w:tentative="1">
+      <w:start w:val="1"/>
+      <w:numFmt w:val="bullet"/>
+      <w:lvlText w:val="o"/>
+      <w:lvlJc w:val="left"/>
+      <w:pPr>
+        <w:ind w:left="4309" w:hanging="360"/>
+      </w:pPr>
+      <w:rPr>
+        <w:rFonts w:ascii="Courier New" w:hAnsi="Courier New" w:cs="Courier New" w:hint="default"/>
+      </w:rPr>
+    </w:lvl>
+    <w:lvl w:ilvl="5" w:tplc="041B0005" w:tentative="1">
+      <w:start w:val="1"/>
+      <w:numFmt w:val="bullet"/>
+      <w:lvlText w:val=""/>
+      <w:lvlJc w:val="left"/>
+      <w:pPr>
+        <w:ind w:left="5029" w:hanging="360"/>
+      </w:pPr>
+      <w:rPr>
+        <w:rFonts w:ascii="Wingdings" w:hAnsi="Wingdings" w:hint="default"/>
+      </w:rPr>
+    </w:lvl>
+    <w:lvl w:ilvl="6" w:tplc="041B0001" w:tentative="1">
+      <w:start w:val="1"/>
+      <w:numFmt w:val="bullet"/>
+      <w:lvlText w:val=""/>
+      <w:lvlJc w:val="left"/>
+      <w:pPr>
+        <w:ind w:left="5749" w:hanging="360"/>
+      </w:pPr>
+      <w:rPr>
+        <w:rFonts w:ascii="Symbol" w:hAnsi="Symbol" w:hint="default"/>
+      </w:rPr>
+    </w:lvl>
+    <w:lvl w:ilvl="7" w:tplc="041B0003" w:tentative="1">
+      <w:start w:val="1"/>
+      <w:numFmt w:val="bullet"/>
+      <w:lvlText w:val="o"/>
+      <w:lvlJc w:val="left"/>
+      <w:pPr>
+        <w:ind w:left="6469" w:hanging="360"/>
+      </w:pPr>
+      <w:rPr>
+        <w:rFonts w:ascii="Courier New" w:hAnsi="Courier New" w:cs="Courier New" w:hint="default"/>
+      </w:rPr>
+    </w:lvl>
+    <w:lvl w:ilvl="8" w:tplc="041B0005" w:tentative="1">
+      <w:start w:val="1"/>
+      <w:numFmt w:val="bullet"/>
+      <w:lvlText w:val=""/>
+      <w:lvlJc w:val="left"/>
+      <w:pPr>
+        <w:ind w:left="7189" w:hanging="360"/>
+      </w:pPr>
+      <w:rPr>
+        <w:rFonts w:ascii="Wingdings" w:hAnsi="Wingdings" w:hint="default"/>
+      </w:rPr>
+    </w:lvl>
+  </w:abstractNum>
+  <w:abstractNum w:abstractNumId="10" w15:restartNumberingAfterBreak="0">
     <w:nsid w:val="2DE61341"/>
     <w:multiLevelType w:val="hybridMultilevel"/>
     <w:tmpl w:val="F4DC2A3E"/>
@@ -5394,7 +6153,7 @@
       </w:pPr>
     </w:lvl>
   </w:abstractNum>
-  <w:abstractNum w:abstractNumId="8" w15:restartNumberingAfterBreak="0">
+  <w:abstractNum w:abstractNumId="11" w15:restartNumberingAfterBreak="0">
     <w:nsid w:val="30D9355D"/>
     <w:multiLevelType w:val="hybridMultilevel"/>
     <w:tmpl w:val="02EEBF44"/>
@@ -5483,7 +6242,7 @@
       </w:pPr>
     </w:lvl>
   </w:abstractNum>
-  <w:abstractNum w:abstractNumId="9" w15:restartNumberingAfterBreak="0">
+  <w:abstractNum w:abstractNumId="12" w15:restartNumberingAfterBreak="0">
     <w:nsid w:val="35857FF3"/>
     <w:multiLevelType w:val="hybridMultilevel"/>
     <w:tmpl w:val="AE825C3A"/>
@@ -5596,7 +6355,7 @@
       </w:rPr>
     </w:lvl>
   </w:abstractNum>
-  <w:abstractNum w:abstractNumId="10" w15:restartNumberingAfterBreak="0">
+  <w:abstractNum w:abstractNumId="13" w15:restartNumberingAfterBreak="0">
     <w:nsid w:val="3BB42901"/>
     <w:multiLevelType w:val="hybridMultilevel"/>
     <w:tmpl w:val="AAAAA804"/>
@@ -5709,23 +6468,23 @@
       </w:rPr>
     </w:lvl>
   </w:abstractNum>
-  <w:abstractNum w:abstractNumId="11" w15:restartNumberingAfterBreak="0">
+  <w:abstractNum w:abstractNumId="14" w15:restartNumberingAfterBreak="0">
     <w:nsid w:val="3C026512"/>
     <w:multiLevelType w:val="hybridMultilevel"/>
-    <w:tmpl w:val="47D0757A"/>
-    <w:lvl w:ilvl="0" w:tplc="041B000F">
-      <w:start w:val="1"/>
-      <w:numFmt w:val="decimal"/>
-      <w:lvlText w:val="%1."/>
+    <w:tmpl w:val="C0309512"/>
+    <w:lvl w:ilvl="0" w:tplc="041B0001">
+      <w:start w:val="1"/>
+      <w:numFmt w:val="bullet"/>
+      <w:lvlText w:val=""/>
       <w:lvlJc w:val="left"/>
       <w:pPr>
         <w:ind w:left="720" w:hanging="360"/>
       </w:pPr>
       <w:rPr>
-        <w:rFonts w:hint="default"/>
-      </w:rPr>
-    </w:lvl>
-    <w:lvl w:ilvl="1" w:tplc="041B0019" w:tentative="1">
+        <w:rFonts w:ascii="Symbol" w:hAnsi="Symbol" w:hint="default"/>
+      </w:rPr>
+    </w:lvl>
+    <w:lvl w:ilvl="1" w:tplc="041B0019">
       <w:start w:val="1"/>
       <w:numFmt w:val="lowerLetter"/>
       <w:lvlText w:val="%2."/>
@@ -5798,7 +6557,7 @@
       </w:pPr>
     </w:lvl>
   </w:abstractNum>
-  <w:abstractNum w:abstractNumId="12" w15:restartNumberingAfterBreak="0">
+  <w:abstractNum w:abstractNumId="15" w15:restartNumberingAfterBreak="0">
     <w:nsid w:val="415D4E94"/>
     <w:multiLevelType w:val="hybridMultilevel"/>
     <w:tmpl w:val="A2D4081E"/>
@@ -5911,7 +6670,93 @@
       </w:rPr>
     </w:lvl>
   </w:abstractNum>
-  <w:abstractNum w:abstractNumId="13" w15:restartNumberingAfterBreak="0">
+  <w:abstractNum w:abstractNumId="16" w15:restartNumberingAfterBreak="0">
+    <w:nsid w:val="47FE1B6F"/>
+    <w:multiLevelType w:val="hybridMultilevel"/>
+    <w:tmpl w:val="83A4CD34"/>
+    <w:lvl w:ilvl="0" w:tplc="041B000F">
+      <w:start w:val="1"/>
+      <w:numFmt w:val="decimal"/>
+      <w:lvlText w:val="%1."/>
+      <w:lvlJc w:val="left"/>
+      <w:pPr>
+        <w:ind w:left="720" w:hanging="360"/>
+      </w:pPr>
+    </w:lvl>
+    <w:lvl w:ilvl="1" w:tplc="041B0019" w:tentative="1">
+      <w:start w:val="1"/>
+      <w:numFmt w:val="lowerLetter"/>
+      <w:lvlText w:val="%2."/>
+      <w:lvlJc w:val="left"/>
+      <w:pPr>
+        <w:ind w:left="1440" w:hanging="360"/>
+      </w:pPr>
+    </w:lvl>
+    <w:lvl w:ilvl="2" w:tplc="041B001B" w:tentative="1">
+      <w:start w:val="1"/>
+      <w:numFmt w:val="lowerRoman"/>
+      <w:lvlText w:val="%3."/>
+      <w:lvlJc w:val="right"/>
+      <w:pPr>
+        <w:ind w:left="2160" w:hanging="180"/>
+      </w:pPr>
+    </w:lvl>
+    <w:lvl w:ilvl="3" w:tplc="041B000F" w:tentative="1">
+      <w:start w:val="1"/>
+      <w:numFmt w:val="decimal"/>
+      <w:lvlText w:val="%4."/>
+      <w:lvlJc w:val="left"/>
+      <w:pPr>
+        <w:ind w:left="2880" w:hanging="360"/>
+      </w:pPr>
+    </w:lvl>
+    <w:lvl w:ilvl="4" w:tplc="041B0019" w:tentative="1">
+      <w:start w:val="1"/>
+      <w:numFmt w:val="lowerLetter"/>
+      <w:lvlText w:val="%5."/>
+      <w:lvlJc w:val="left"/>
+      <w:pPr>
+        <w:ind w:left="3600" w:hanging="360"/>
+      </w:pPr>
+    </w:lvl>
+    <w:lvl w:ilvl="5" w:tplc="041B001B" w:tentative="1">
+      <w:start w:val="1"/>
+      <w:numFmt w:val="lowerRoman"/>
+      <w:lvlText w:val="%6."/>
+      <w:lvlJc w:val="right"/>
+      <w:pPr>
+        <w:ind w:left="4320" w:hanging="180"/>
+      </w:pPr>
+    </w:lvl>
+    <w:lvl w:ilvl="6" w:tplc="041B000F" w:tentative="1">
+      <w:start w:val="1"/>
+      <w:numFmt w:val="decimal"/>
+      <w:lvlText w:val="%7."/>
+      <w:lvlJc w:val="left"/>
+      <w:pPr>
+        <w:ind w:left="5040" w:hanging="360"/>
+      </w:pPr>
+    </w:lvl>
+    <w:lvl w:ilvl="7" w:tplc="041B0019" w:tentative="1">
+      <w:start w:val="1"/>
+      <w:numFmt w:val="lowerLetter"/>
+      <w:lvlText w:val="%8."/>
+      <w:lvlJc w:val="left"/>
+      <w:pPr>
+        <w:ind w:left="5760" w:hanging="360"/>
+      </w:pPr>
+    </w:lvl>
+    <w:lvl w:ilvl="8" w:tplc="041B001B" w:tentative="1">
+      <w:start w:val="1"/>
+      <w:numFmt w:val="lowerRoman"/>
+      <w:lvlText w:val="%9."/>
+      <w:lvlJc w:val="right"/>
+      <w:pPr>
+        <w:ind w:left="6480" w:hanging="180"/>
+      </w:pPr>
+    </w:lvl>
+  </w:abstractNum>
+  <w:abstractNum w:abstractNumId="17" w15:restartNumberingAfterBreak="0">
     <w:nsid w:val="4B8458CF"/>
     <w:multiLevelType w:val="multilevel"/>
     <w:tmpl w:val="73DC3FAC"/>
@@ -6060,7 +6905,7 @@
       </w:rPr>
     </w:lvl>
   </w:abstractNum>
-  <w:abstractNum w:abstractNumId="14" w15:restartNumberingAfterBreak="0">
+  <w:abstractNum w:abstractNumId="18" w15:restartNumberingAfterBreak="0">
     <w:nsid w:val="4D6D0E64"/>
     <w:multiLevelType w:val="hybridMultilevel"/>
     <w:tmpl w:val="074E82FA"/>
@@ -6149,7 +6994,7 @@
       </w:pPr>
     </w:lvl>
   </w:abstractNum>
-  <w:abstractNum w:abstractNumId="15" w15:restartNumberingAfterBreak="0">
+  <w:abstractNum w:abstractNumId="19" w15:restartNumberingAfterBreak="0">
     <w:nsid w:val="4E7A59C1"/>
     <w:multiLevelType w:val="hybridMultilevel"/>
     <w:tmpl w:val="275EA6DC"/>
@@ -6236,7 +7081,292 @@
       </w:pPr>
     </w:lvl>
   </w:abstractNum>
-  <w:abstractNum w:abstractNumId="16" w15:restartNumberingAfterBreak="0">
+  <w:abstractNum w:abstractNumId="20" w15:restartNumberingAfterBreak="0">
+    <w:nsid w:val="4E9E5BDB"/>
+    <w:multiLevelType w:val="hybridMultilevel"/>
+    <w:tmpl w:val="3DBE36D0"/>
+    <w:lvl w:ilvl="0" w:tplc="041B000F">
+      <w:start w:val="1"/>
+      <w:numFmt w:val="decimal"/>
+      <w:lvlText w:val="%1."/>
+      <w:lvlJc w:val="left"/>
+      <w:pPr>
+        <w:ind w:left="720" w:hanging="360"/>
+      </w:pPr>
+    </w:lvl>
+    <w:lvl w:ilvl="1" w:tplc="041B0019" w:tentative="1">
+      <w:start w:val="1"/>
+      <w:numFmt w:val="lowerLetter"/>
+      <w:lvlText w:val="%2."/>
+      <w:lvlJc w:val="left"/>
+      <w:pPr>
+        <w:ind w:left="1440" w:hanging="360"/>
+      </w:pPr>
+    </w:lvl>
+    <w:lvl w:ilvl="2" w:tplc="041B001B" w:tentative="1">
+      <w:start w:val="1"/>
+      <w:numFmt w:val="lowerRoman"/>
+      <w:lvlText w:val="%3."/>
+      <w:lvlJc w:val="right"/>
+      <w:pPr>
+        <w:ind w:left="2160" w:hanging="180"/>
+      </w:pPr>
+    </w:lvl>
+    <w:lvl w:ilvl="3" w:tplc="041B000F" w:tentative="1">
+      <w:start w:val="1"/>
+      <w:numFmt w:val="decimal"/>
+      <w:lvlText w:val="%4."/>
+      <w:lvlJc w:val="left"/>
+      <w:pPr>
+        <w:ind w:left="2880" w:hanging="360"/>
+      </w:pPr>
+    </w:lvl>
+    <w:lvl w:ilvl="4" w:tplc="041B0019" w:tentative="1">
+      <w:start w:val="1"/>
+      <w:numFmt w:val="lowerLetter"/>
+      <w:lvlText w:val="%5."/>
+      <w:lvlJc w:val="left"/>
+      <w:pPr>
+        <w:ind w:left="3600" w:hanging="360"/>
+      </w:pPr>
+    </w:lvl>
+    <w:lvl w:ilvl="5" w:tplc="041B001B" w:tentative="1">
+      <w:start w:val="1"/>
+      <w:numFmt w:val="lowerRoman"/>
+      <w:lvlText w:val="%6."/>
+      <w:lvlJc w:val="right"/>
+      <w:pPr>
+        <w:ind w:left="4320" w:hanging="180"/>
+      </w:pPr>
+    </w:lvl>
+    <w:lvl w:ilvl="6" w:tplc="041B000F" w:tentative="1">
+      <w:start w:val="1"/>
+      <w:numFmt w:val="decimal"/>
+      <w:lvlText w:val="%7."/>
+      <w:lvlJc w:val="left"/>
+      <w:pPr>
+        <w:ind w:left="5040" w:hanging="360"/>
+      </w:pPr>
+    </w:lvl>
+    <w:lvl w:ilvl="7" w:tplc="041B0019" w:tentative="1">
+      <w:start w:val="1"/>
+      <w:numFmt w:val="lowerLetter"/>
+      <w:lvlText w:val="%8."/>
+      <w:lvlJc w:val="left"/>
+      <w:pPr>
+        <w:ind w:left="5760" w:hanging="360"/>
+      </w:pPr>
+    </w:lvl>
+    <w:lvl w:ilvl="8" w:tplc="041B001B" w:tentative="1">
+      <w:start w:val="1"/>
+      <w:numFmt w:val="lowerRoman"/>
+      <w:lvlText w:val="%9."/>
+      <w:lvlJc w:val="right"/>
+      <w:pPr>
+        <w:ind w:left="6480" w:hanging="180"/>
+      </w:pPr>
+    </w:lvl>
+  </w:abstractNum>
+  <w:abstractNum w:abstractNumId="21" w15:restartNumberingAfterBreak="0">
+    <w:nsid w:val="4F8F5A6E"/>
+    <w:multiLevelType w:val="hybridMultilevel"/>
+    <w:tmpl w:val="EE3E62C6"/>
+    <w:lvl w:ilvl="0" w:tplc="041B0001">
+      <w:start w:val="1"/>
+      <w:numFmt w:val="bullet"/>
+      <w:lvlText w:val=""/>
+      <w:lvlJc w:val="left"/>
+      <w:pPr>
+        <w:ind w:left="1080" w:hanging="360"/>
+      </w:pPr>
+      <w:rPr>
+        <w:rFonts w:ascii="Symbol" w:hAnsi="Symbol" w:hint="default"/>
+      </w:rPr>
+    </w:lvl>
+    <w:lvl w:ilvl="1" w:tplc="041B0003" w:tentative="1">
+      <w:start w:val="1"/>
+      <w:numFmt w:val="bullet"/>
+      <w:lvlText w:val="o"/>
+      <w:lvlJc w:val="left"/>
+      <w:pPr>
+        <w:ind w:left="1800" w:hanging="360"/>
+      </w:pPr>
+      <w:rPr>
+        <w:rFonts w:ascii="Courier New" w:hAnsi="Courier New" w:cs="Courier New" w:hint="default"/>
+      </w:rPr>
+    </w:lvl>
+    <w:lvl w:ilvl="2" w:tplc="041B0005" w:tentative="1">
+      <w:start w:val="1"/>
+      <w:numFmt w:val="bullet"/>
+      <w:lvlText w:val=""/>
+      <w:lvlJc w:val="left"/>
+      <w:pPr>
+        <w:ind w:left="2520" w:hanging="360"/>
+      </w:pPr>
+      <w:rPr>
+        <w:rFonts w:ascii="Wingdings" w:hAnsi="Wingdings" w:hint="default"/>
+      </w:rPr>
+    </w:lvl>
+    <w:lvl w:ilvl="3" w:tplc="041B0001" w:tentative="1">
+      <w:start w:val="1"/>
+      <w:numFmt w:val="bullet"/>
+      <w:lvlText w:val=""/>
+      <w:lvlJc w:val="left"/>
+      <w:pPr>
+        <w:ind w:left="3240" w:hanging="360"/>
+      </w:pPr>
+      <w:rPr>
+        <w:rFonts w:ascii="Symbol" w:hAnsi="Symbol" w:hint="default"/>
+      </w:rPr>
+    </w:lvl>
+    <w:lvl w:ilvl="4" w:tplc="041B0003" w:tentative="1">
+      <w:start w:val="1"/>
+      <w:numFmt w:val="bullet"/>
+      <w:lvlText w:val="o"/>
+      <w:lvlJc w:val="left"/>
+      <w:pPr>
+        <w:ind w:left="3960" w:hanging="360"/>
+      </w:pPr>
+      <w:rPr>
+        <w:rFonts w:ascii="Courier New" w:hAnsi="Courier New" w:cs="Courier New" w:hint="default"/>
+      </w:rPr>
+    </w:lvl>
+    <w:lvl w:ilvl="5" w:tplc="041B0005" w:tentative="1">
+      <w:start w:val="1"/>
+      <w:numFmt w:val="bullet"/>
+      <w:lvlText w:val=""/>
+      <w:lvlJc w:val="left"/>
+      <w:pPr>
+        <w:ind w:left="4680" w:hanging="360"/>
+      </w:pPr>
+      <w:rPr>
+        <w:rFonts w:ascii="Wingdings" w:hAnsi="Wingdings" w:hint="default"/>
+      </w:rPr>
+    </w:lvl>
+    <w:lvl w:ilvl="6" w:tplc="041B0001" w:tentative="1">
+      <w:start w:val="1"/>
+      <w:numFmt w:val="bullet"/>
+      <w:lvlText w:val=""/>
+      <w:lvlJc w:val="left"/>
+      <w:pPr>
+        <w:ind w:left="5400" w:hanging="360"/>
+      </w:pPr>
+      <w:rPr>
+        <w:rFonts w:ascii="Symbol" w:hAnsi="Symbol" w:hint="default"/>
+      </w:rPr>
+    </w:lvl>
+    <w:lvl w:ilvl="7" w:tplc="041B0003" w:tentative="1">
+      <w:start w:val="1"/>
+      <w:numFmt w:val="bullet"/>
+      <w:lvlText w:val="o"/>
+      <w:lvlJc w:val="left"/>
+      <w:pPr>
+        <w:ind w:left="6120" w:hanging="360"/>
+      </w:pPr>
+      <w:rPr>
+        <w:rFonts w:ascii="Courier New" w:hAnsi="Courier New" w:cs="Courier New" w:hint="default"/>
+      </w:rPr>
+    </w:lvl>
+    <w:lvl w:ilvl="8" w:tplc="041B0005" w:tentative="1">
+      <w:start w:val="1"/>
+      <w:numFmt w:val="bullet"/>
+      <w:lvlText w:val=""/>
+      <w:lvlJc w:val="left"/>
+      <w:pPr>
+        <w:ind w:left="6840" w:hanging="360"/>
+      </w:pPr>
+      <w:rPr>
+        <w:rFonts w:ascii="Wingdings" w:hAnsi="Wingdings" w:hint="default"/>
+      </w:rPr>
+    </w:lvl>
+  </w:abstractNum>
+  <w:abstractNum w:abstractNumId="22" w15:restartNumberingAfterBreak="0">
+    <w:nsid w:val="500A451C"/>
+    <w:multiLevelType w:val="hybridMultilevel"/>
+    <w:tmpl w:val="282C95D8"/>
+    <w:lvl w:ilvl="0" w:tplc="041B000F">
+      <w:start w:val="1"/>
+      <w:numFmt w:val="decimal"/>
+      <w:lvlText w:val="%1."/>
+      <w:lvlJc w:val="left"/>
+      <w:pPr>
+        <w:ind w:left="720" w:hanging="360"/>
+      </w:pPr>
+    </w:lvl>
+    <w:lvl w:ilvl="1" w:tplc="041B0019" w:tentative="1">
+      <w:start w:val="1"/>
+      <w:numFmt w:val="lowerLetter"/>
+      <w:lvlText w:val="%2."/>
+      <w:lvlJc w:val="left"/>
+      <w:pPr>
+        <w:ind w:left="1440" w:hanging="360"/>
+      </w:pPr>
+    </w:lvl>
+    <w:lvl w:ilvl="2" w:tplc="041B001B" w:tentative="1">
+      <w:start w:val="1"/>
+      <w:numFmt w:val="lowerRoman"/>
+      <w:lvlText w:val="%3."/>
+      <w:lvlJc w:val="right"/>
+      <w:pPr>
+        <w:ind w:left="2160" w:hanging="180"/>
+      </w:pPr>
+    </w:lvl>
+    <w:lvl w:ilvl="3" w:tplc="041B000F" w:tentative="1">
+      <w:start w:val="1"/>
+      <w:numFmt w:val="decimal"/>
+      <w:lvlText w:val="%4."/>
+      <w:lvlJc w:val="left"/>
+      <w:pPr>
+        <w:ind w:left="2880" w:hanging="360"/>
+      </w:pPr>
+    </w:lvl>
+    <w:lvl w:ilvl="4" w:tplc="041B0019" w:tentative="1">
+      <w:start w:val="1"/>
+      <w:numFmt w:val="lowerLetter"/>
+      <w:lvlText w:val="%5."/>
+      <w:lvlJc w:val="left"/>
+      <w:pPr>
+        <w:ind w:left="3600" w:hanging="360"/>
+      </w:pPr>
+    </w:lvl>
+    <w:lvl w:ilvl="5" w:tplc="041B001B" w:tentative="1">
+      <w:start w:val="1"/>
+      <w:numFmt w:val="lowerRoman"/>
+      <w:lvlText w:val="%6."/>
+      <w:lvlJc w:val="right"/>
+      <w:pPr>
+        <w:ind w:left="4320" w:hanging="180"/>
+      </w:pPr>
+    </w:lvl>
+    <w:lvl w:ilvl="6" w:tplc="041B000F" w:tentative="1">
+      <w:start w:val="1"/>
+      <w:numFmt w:val="decimal"/>
+      <w:lvlText w:val="%7."/>
+      <w:lvlJc w:val="left"/>
+      <w:pPr>
+        <w:ind w:left="5040" w:hanging="360"/>
+      </w:pPr>
+    </w:lvl>
+    <w:lvl w:ilvl="7" w:tplc="041B0019" w:tentative="1">
+      <w:start w:val="1"/>
+      <w:numFmt w:val="lowerLetter"/>
+      <w:lvlText w:val="%8."/>
+      <w:lvlJc w:val="left"/>
+      <w:pPr>
+        <w:ind w:left="5760" w:hanging="360"/>
+      </w:pPr>
+    </w:lvl>
+    <w:lvl w:ilvl="8" w:tplc="041B001B" w:tentative="1">
+      <w:start w:val="1"/>
+      <w:numFmt w:val="lowerRoman"/>
+      <w:lvlText w:val="%9."/>
+      <w:lvlJc w:val="right"/>
+      <w:pPr>
+        <w:ind w:left="6480" w:hanging="180"/>
+      </w:pPr>
+    </w:lvl>
+  </w:abstractNum>
+  <w:abstractNum w:abstractNumId="23" w15:restartNumberingAfterBreak="0">
     <w:nsid w:val="51B2613D"/>
     <w:multiLevelType w:val="hybridMultilevel"/>
     <w:tmpl w:val="0764C794"/>
@@ -6322,7 +7452,7 @@
       </w:pPr>
     </w:lvl>
   </w:abstractNum>
-  <w:abstractNum w:abstractNumId="17" w15:restartNumberingAfterBreak="0">
+  <w:abstractNum w:abstractNumId="24" w15:restartNumberingAfterBreak="0">
     <w:nsid w:val="6BBC5EF9"/>
     <w:multiLevelType w:val="hybridMultilevel"/>
     <w:tmpl w:val="9EA8FDC4"/>
@@ -6435,7 +7565,185 @@
       </w:rPr>
     </w:lvl>
   </w:abstractNum>
-  <w:abstractNum w:abstractNumId="18" w15:restartNumberingAfterBreak="0">
+  <w:abstractNum w:abstractNumId="25" w15:restartNumberingAfterBreak="0">
+    <w:nsid w:val="70E54A58"/>
+    <w:multiLevelType w:val="hybridMultilevel"/>
+    <w:tmpl w:val="6936C6F8"/>
+    <w:lvl w:ilvl="0" w:tplc="FFFFFFFF">
+      <w:start w:val="1"/>
+      <w:numFmt w:val="bullet"/>
+      <w:lvlText w:val=""/>
+      <w:lvlJc w:val="left"/>
+      <w:pPr>
+        <w:ind w:left="720" w:hanging="360"/>
+      </w:pPr>
+      <w:rPr>
+        <w:rFonts w:ascii="Symbol" w:hAnsi="Symbol" w:hint="default"/>
+      </w:rPr>
+    </w:lvl>
+    <w:lvl w:ilvl="1" w:tplc="041B0001">
+      <w:start w:val="1"/>
+      <w:numFmt w:val="bullet"/>
+      <w:lvlText w:val=""/>
+      <w:lvlJc w:val="left"/>
+      <w:pPr>
+        <w:ind w:left="1440" w:hanging="360"/>
+      </w:pPr>
+      <w:rPr>
+        <w:rFonts w:ascii="Symbol" w:hAnsi="Symbol" w:hint="default"/>
+      </w:rPr>
+    </w:lvl>
+    <w:lvl w:ilvl="2" w:tplc="FFFFFFFF" w:tentative="1">
+      <w:start w:val="1"/>
+      <w:numFmt w:val="lowerRoman"/>
+      <w:lvlText w:val="%3."/>
+      <w:lvlJc w:val="right"/>
+      <w:pPr>
+        <w:ind w:left="2160" w:hanging="180"/>
+      </w:pPr>
+    </w:lvl>
+    <w:lvl w:ilvl="3" w:tplc="FFFFFFFF" w:tentative="1">
+      <w:start w:val="1"/>
+      <w:numFmt w:val="decimal"/>
+      <w:lvlText w:val="%4."/>
+      <w:lvlJc w:val="left"/>
+      <w:pPr>
+        <w:ind w:left="2880" w:hanging="360"/>
+      </w:pPr>
+    </w:lvl>
+    <w:lvl w:ilvl="4" w:tplc="FFFFFFFF" w:tentative="1">
+      <w:start w:val="1"/>
+      <w:numFmt w:val="lowerLetter"/>
+      <w:lvlText w:val="%5."/>
+      <w:lvlJc w:val="left"/>
+      <w:pPr>
+        <w:ind w:left="3600" w:hanging="360"/>
+      </w:pPr>
+    </w:lvl>
+    <w:lvl w:ilvl="5" w:tplc="FFFFFFFF" w:tentative="1">
+      <w:start w:val="1"/>
+      <w:numFmt w:val="lowerRoman"/>
+      <w:lvlText w:val="%6."/>
+      <w:lvlJc w:val="right"/>
+      <w:pPr>
+        <w:ind w:left="4320" w:hanging="180"/>
+      </w:pPr>
+    </w:lvl>
+    <w:lvl w:ilvl="6" w:tplc="FFFFFFFF" w:tentative="1">
+      <w:start w:val="1"/>
+      <w:numFmt w:val="decimal"/>
+      <w:lvlText w:val="%7."/>
+      <w:lvlJc w:val="left"/>
+      <w:pPr>
+        <w:ind w:left="5040" w:hanging="360"/>
+      </w:pPr>
+    </w:lvl>
+    <w:lvl w:ilvl="7" w:tplc="FFFFFFFF" w:tentative="1">
+      <w:start w:val="1"/>
+      <w:numFmt w:val="lowerLetter"/>
+      <w:lvlText w:val="%8."/>
+      <w:lvlJc w:val="left"/>
+      <w:pPr>
+        <w:ind w:left="5760" w:hanging="360"/>
+      </w:pPr>
+    </w:lvl>
+    <w:lvl w:ilvl="8" w:tplc="FFFFFFFF" w:tentative="1">
+      <w:start w:val="1"/>
+      <w:numFmt w:val="lowerRoman"/>
+      <w:lvlText w:val="%9."/>
+      <w:lvlJc w:val="right"/>
+      <w:pPr>
+        <w:ind w:left="6480" w:hanging="180"/>
+      </w:pPr>
+    </w:lvl>
+  </w:abstractNum>
+  <w:abstractNum w:abstractNumId="26" w15:restartNumberingAfterBreak="0">
+    <w:nsid w:val="74D13835"/>
+    <w:multiLevelType w:val="hybridMultilevel"/>
+    <w:tmpl w:val="22E4E416"/>
+    <w:lvl w:ilvl="0" w:tplc="041B000F">
+      <w:start w:val="1"/>
+      <w:numFmt w:val="decimal"/>
+      <w:lvlText w:val="%1."/>
+      <w:lvlJc w:val="left"/>
+      <w:pPr>
+        <w:ind w:left="720" w:hanging="360"/>
+      </w:pPr>
+    </w:lvl>
+    <w:lvl w:ilvl="1" w:tplc="041B0019" w:tentative="1">
+      <w:start w:val="1"/>
+      <w:numFmt w:val="lowerLetter"/>
+      <w:lvlText w:val="%2."/>
+      <w:lvlJc w:val="left"/>
+      <w:pPr>
+        <w:ind w:left="1440" w:hanging="360"/>
+      </w:pPr>
+    </w:lvl>
+    <w:lvl w:ilvl="2" w:tplc="041B001B" w:tentative="1">
+      <w:start w:val="1"/>
+      <w:numFmt w:val="lowerRoman"/>
+      <w:lvlText w:val="%3."/>
+      <w:lvlJc w:val="right"/>
+      <w:pPr>
+        <w:ind w:left="2160" w:hanging="180"/>
+      </w:pPr>
+    </w:lvl>
+    <w:lvl w:ilvl="3" w:tplc="041B000F" w:tentative="1">
+      <w:start w:val="1"/>
+      <w:numFmt w:val="decimal"/>
+      <w:lvlText w:val="%4."/>
+      <w:lvlJc w:val="left"/>
+      <w:pPr>
+        <w:ind w:left="2880" w:hanging="360"/>
+      </w:pPr>
+    </w:lvl>
+    <w:lvl w:ilvl="4" w:tplc="041B0019" w:tentative="1">
+      <w:start w:val="1"/>
+      <w:numFmt w:val="lowerLetter"/>
+      <w:lvlText w:val="%5."/>
+      <w:lvlJc w:val="left"/>
+      <w:pPr>
+        <w:ind w:left="3600" w:hanging="360"/>
+      </w:pPr>
+    </w:lvl>
+    <w:lvl w:ilvl="5" w:tplc="041B001B" w:tentative="1">
+      <w:start w:val="1"/>
+      <w:numFmt w:val="lowerRoman"/>
+      <w:lvlText w:val="%6."/>
+      <w:lvlJc w:val="right"/>
+      <w:pPr>
+        <w:ind w:left="4320" w:hanging="180"/>
+      </w:pPr>
+    </w:lvl>
+    <w:lvl w:ilvl="6" w:tplc="041B000F" w:tentative="1">
+      <w:start w:val="1"/>
+      <w:numFmt w:val="decimal"/>
+      <w:lvlText w:val="%7."/>
+      <w:lvlJc w:val="left"/>
+      <w:pPr>
+        <w:ind w:left="5040" w:hanging="360"/>
+      </w:pPr>
+    </w:lvl>
+    <w:lvl w:ilvl="7" w:tplc="041B0019" w:tentative="1">
+      <w:start w:val="1"/>
+      <w:numFmt w:val="lowerLetter"/>
+      <w:lvlText w:val="%8."/>
+      <w:lvlJc w:val="left"/>
+      <w:pPr>
+        <w:ind w:left="5760" w:hanging="360"/>
+      </w:pPr>
+    </w:lvl>
+    <w:lvl w:ilvl="8" w:tplc="041B001B" w:tentative="1">
+      <w:start w:val="1"/>
+      <w:numFmt w:val="lowerRoman"/>
+      <w:lvlText w:val="%9."/>
+      <w:lvlJc w:val="right"/>
+      <w:pPr>
+        <w:ind w:left="6480" w:hanging="180"/>
+      </w:pPr>
+    </w:lvl>
+  </w:abstractNum>
+  <w:abstractNum w:abstractNumId="27" w15:restartNumberingAfterBreak="0">
     <w:nsid w:val="76821C1E"/>
     <w:multiLevelType w:val="multilevel"/>
     <w:tmpl w:val="E4482EB0"/>
@@ -6549,61 +7857,88 @@
     </w:lvl>
   </w:abstractNum>
   <w:num w:numId="1" w16cid:durableId="1136025288">
+    <w:abstractNumId w:val="27"/>
+  </w:num>
+  <w:num w:numId="2" w16cid:durableId="1841388899">
+    <w:abstractNumId w:val="24"/>
+  </w:num>
+  <w:num w:numId="3" w16cid:durableId="469371809">
+    <w:abstractNumId w:val="17"/>
+  </w:num>
+  <w:num w:numId="4" w16cid:durableId="369114355">
+    <w:abstractNumId w:val="6"/>
+  </w:num>
+  <w:num w:numId="5" w16cid:durableId="1862158630">
+    <w:abstractNumId w:val="7"/>
+  </w:num>
+  <w:num w:numId="6" w16cid:durableId="381446899">
+    <w:abstractNumId w:val="8"/>
+  </w:num>
+  <w:num w:numId="7" w16cid:durableId="5329536">
+    <w:abstractNumId w:val="13"/>
+  </w:num>
+  <w:num w:numId="8" w16cid:durableId="1188056852">
+    <w:abstractNumId w:val="1"/>
+  </w:num>
+  <w:num w:numId="9" w16cid:durableId="1782606298">
+    <w:abstractNumId w:val="4"/>
+  </w:num>
+  <w:num w:numId="10" w16cid:durableId="1555237392">
+    <w:abstractNumId w:val="12"/>
+  </w:num>
+  <w:num w:numId="11" w16cid:durableId="1595629861">
+    <w:abstractNumId w:val="2"/>
+  </w:num>
+  <w:num w:numId="12" w16cid:durableId="1544295179">
+    <w:abstractNumId w:val="15"/>
+  </w:num>
+  <w:num w:numId="13" w16cid:durableId="504055184">
+    <w:abstractNumId w:val="10"/>
+  </w:num>
+  <w:num w:numId="14" w16cid:durableId="1615598955">
+    <w:abstractNumId w:val="23"/>
+  </w:num>
+  <w:num w:numId="15" w16cid:durableId="396172289">
+    <w:abstractNumId w:val="5"/>
+  </w:num>
+  <w:num w:numId="16" w16cid:durableId="2025931835">
+    <w:abstractNumId w:val="19"/>
+  </w:num>
+  <w:num w:numId="17" w16cid:durableId="319119943">
     <w:abstractNumId w:val="18"/>
   </w:num>
-  <w:num w:numId="2" w16cid:durableId="1841388899">
-    <w:abstractNumId w:val="17"/>
+  <w:num w:numId="18" w16cid:durableId="529605356">
+    <w:abstractNumId w:val="14"/>
   </w:num>
-  <w:num w:numId="3" w16cid:durableId="469371809">
-    <w:abstractNumId w:val="13"/>
+  <w:num w:numId="19" w16cid:durableId="594098462">
+    <w:abstractNumId w:val="11"/>
   </w:num>
-  <w:num w:numId="4" w16cid:durableId="369114355">
-    <w:abstractNumId w:val="4"/>
+  <w:num w:numId="20" w16cid:durableId="1487285567">
+    <w:abstractNumId w:val="26"/>
   </w:num>
-  <w:num w:numId="5" w16cid:durableId="1862158630">
-    <w:abstractNumId w:val="5"/>
+  <w:num w:numId="21" w16cid:durableId="1014528984">
+    <w:abstractNumId w:val="22"/>
   </w:num>
-  <w:num w:numId="6" w16cid:durableId="381446899">
-    <w:abstractNumId w:val="6"/>
+  <w:num w:numId="22" w16cid:durableId="1259020615">
+    <w:abstractNumId w:val="20"/>
   </w:num>
-  <w:num w:numId="7" w16cid:durableId="5329536">
-    <w:abstractNumId w:val="10"/>
+  <w:num w:numId="23" w16cid:durableId="92752869">
+    <w:abstractNumId w:val="16"/>
   </w:num>
-  <w:num w:numId="8" w16cid:durableId="1188056852">
+  <w:num w:numId="24" w16cid:durableId="1171137464">
     <w:abstractNumId w:val="0"/>
   </w:num>
-  <w:num w:numId="9" w16cid:durableId="1782606298">
-    <w:abstractNumId w:val="2"/>
+  <w:num w:numId="25" w16cid:durableId="135880018">
+    <w:abstractNumId w:val="21"/>
   </w:num>
-  <w:num w:numId="10" w16cid:durableId="1555237392">
+  <w:num w:numId="26" w16cid:durableId="1282304443">
+    <w:abstractNumId w:val="3"/>
+  </w:num>
+  <w:num w:numId="27" w16cid:durableId="1215311385">
     <w:abstractNumId w:val="9"/>
   </w:num>
-  <w:num w:numId="11" w16cid:durableId="1595629861">
-    <w:abstractNumId w:val="1"/>
-  </w:num>
-  <w:num w:numId="12" w16cid:durableId="1544295179">
-    <w:abstractNumId w:val="12"/>
-  </w:num>
-  <w:num w:numId="13" w16cid:durableId="504055184">
-    <w:abstractNumId w:val="7"/>
-  </w:num>
-  <w:num w:numId="14" w16cid:durableId="1615598955">
-    <w:abstractNumId w:val="16"/>
-  </w:num>
-  <w:num w:numId="15" w16cid:durableId="396172289">
-    <w:abstractNumId w:val="3"/>
-  </w:num>
-  <w:num w:numId="16" w16cid:durableId="2025931835">
-    <w:abstractNumId w:val="15"/>
-  </w:num>
-  <w:num w:numId="17" w16cid:durableId="319119943">
-    <w:abstractNumId w:val="14"/>
-  </w:num>
-  <w:num w:numId="18" w16cid:durableId="529605356">
-    <w:abstractNumId w:val="11"/>
-  </w:num>
-  <w:num w:numId="19" w16cid:durableId="594098462">
-    <w:abstractNumId w:val="8"/>
+  <w:num w:numId="28" w16cid:durableId="1132670142">
+    <w:abstractNumId w:val="25"/>
   </w:num>
 </w:numbering>
 </file>
